--- a/output/docx/Тезисы_оценка_влажности_почвы_по_ДЗЗ_и_модели.docx
+++ b/output/docx/Тезисы_оценка_влажности_почвы_по_ДЗЗ_и_модели.docx
@@ -165,7 +165,23 @@
           <w:i w:val="0"/>
           <w:sz w:val="24"/>
         </w:rPr>
-        <w:t>Спутниковые данные Sentinel-2 с разрешением до 10 м позволяют наблюдать развитие посевов. В работе используются индекс NDVI, характеризующий интенсивность развития зелёной биомассы, индекс NDWI, чувствительный к содержанию влаги в растительном покрове, и продукт FCOVER — доля площади, занятой зелёной растительностью [1, 2].</w:t>
+        <w:t>Спутниковые данные Sentinel-2 с разрешением до 10 м позволяют наблюдать развитие посевов. Индексы рассчитываются по отражательной способности поверхности: NDVI = (ρNIR − ρRED) / (ρNIR + ρRED), где для Sentinel-2 используются канал B8 ближнего инфракрасного диапазона (NIR, 10 м) и канал B4 красного диапазона (RED, 10 м). Рост NDVI обычно соответствует увеличению доли фотосинтезирующей биомассы; низкие значения характерны для открытой почвы, а отрицательные — для воды, облаков или теней.</w:t>
+      </w:r>
+    </w:p>
+    <w:p>
+      <w:pPr>
+        <w:spacing w:line="360" w:lineRule="auto" w:before="0" w:after="0"/>
+        <w:ind w:firstLine="709"/>
+        <w:jc w:val="both"/>
+      </w:pPr>
+      <w:r>
+        <w:rPr>
+          <w:rFonts w:ascii="Times New Roman" w:hAnsi="Times New Roman"/>
+          <w:b w:val="0"/>
+          <w:i w:val="0"/>
+          <w:sz w:val="24"/>
+        </w:rPr>
+        <w:t>Для оценки водного состояния растительного покрова рассчитывается NDWI = (ρNIR − ρSWIR) / (ρNIR + ρSWIR), где ρSWIR — отражательная способность канала B11 коротковолнового инфракрасного диапазона; перед расчётом B11 приводится к разрешению 10 м. Более высокие значения NDWI указывают на большее содержание влаги в растительности, однако индекс следует интерпретировать совместно с NDVI и метеоданными. FCOVER — безразмерный спутниковый продукт от 0 до 1, характеризующий долю площади пикселя, занятую зелёной растительностью. Его сопоставление с модельной долей покрытия поля позволяет независимо проверить динамику развития посевов [1, 2].</w:t>
       </w:r>
     </w:p>
     <w:p>

--- a/output/docx/Тезисы_оценка_влажности_почвы_по_ДЗЗ_и_модели.docx
+++ b/output/docx/Тезисы_оценка_влажности_почвы_по_ДЗЗ_и_модели.docx
@@ -206,7 +206,7 @@
           <w:i w:val="0"/>
           <w:sz w:val="24"/>
         </w:rPr>
-        <w:t>Исследование выполняется для рассматриваемых полей в период с апреля по август 2026 года. Используются измерения датчиков влажности в контрольных точках, сцены Sentinel-2 уровня поверхностной отражательной способности, границы полей и метеорологические данные. Обработка включает отбор безоблачных наблюдений, маскирование облаков и теней, расчёт NDVI и NDWI, а также формирование временных рядов FCOVER.</w:t>
+        <w:t>Исследование выполняется для рассматриваемых полей с апреля по август 2026 года. Используются измерения датчиков, сцены Sentinel-2, продукт поверхностной влажности по Sentinel-1, границы полей и метеорологические данные. Обработка включает отбор безоблачных сцен, маскирование облаков и расчёт NDVI, NDWI и FCOVER.</w:t>
       </w:r>
     </w:p>
     <w:p>
@@ -222,7 +222,7 @@
           <w:i w:val="0"/>
           <w:sz w:val="24"/>
         </w:rPr>
-        <w:t>Для каждого поля модель водного баланса рассчитывает динамику развития растений и влажности почвы с учётом осадков, поливов, испарения, транспирации и запасов влаги в корнеобитаемом слое. Адекватность модельных оценок проверяется сравнением с наземными измерениями; используются MAE, RMSE и R² [3, 4].</w:t>
+        <w:t>Модель водного баланса рассчитывает развитие растений и влажность почвы с учётом осадков, поливов, испарения, транспирации и запасов влаги. Значения поверхностной влажности Sentinel-1 для слоя 5-10 см сопоставляются с расчётной влажностью той же глубины; учитывается влияние растительности и шероховатости на радиолокационный сигнал. Модель проверяется по наземным измерениям с использованием MAE, RMSE и R² [3, 4].</w:t>
       </w:r>
     </w:p>
     <w:p>
@@ -247,7 +247,7 @@
           <w:i w:val="0"/>
           <w:sz w:val="24"/>
         </w:rPr>
-        <w:t>Получены временные ряды NDVI, NDWI и FCOVER, а также модельные ряды влажности почвы и степени развития растительного покрова. Сопоставление FCOVER с модельной долей покрытия поля растительностью оценивает согласованность спутникового и модельного описаний посевов. В период активной вегетации увеличение FCOVER и NDVI сопровождается ростом модельной транспирации и изменением влагозапаса в корнеобитаемом слое.</w:t>
+        <w:t>Получены временные ряды NDVI, NDWI, FCOVER, поверхностной влажности Sentinel-1 и модельных характеристик. FCOVER сопоставляется с модельной долей покрытия поля, а Sentinel-1 — с модельной влажностью верхнего слоя, что дополняет проверку результатов между точками датчиков. В период активной вегетации рост FCOVER и NDVI сопровождается изменением модельной транспирации и влагозапаса.</w:t>
       </w:r>
     </w:p>
     <w:p>
@@ -263,7 +263,7 @@
           <w:i w:val="0"/>
           <w:sz w:val="24"/>
         </w:rPr>
-        <w:t>Пространственное сопоставление спутниковых индексов и модельных характеристик позволяет выделять участки с различной влагообеспеченностью и формировать карты состояния поля. В окончательную версию после завершения расчётов включаются значения MAE, RMSE и R² для контрольных точек и показатели связи FCOVER, NDVI, NDWI с модельной динамикой растительного покрова.</w:t>
+        <w:t>Пространственное сопоставление спутниковых и модельных показателей позволяет выделять участки с различной влагообеспеченностью и формировать карты состояния поля. В окончательную версию включаются MAE, RMSE, R² и показатели связи индексов с модельной динамикой растительного покрова.</w:t>
       </w:r>
     </w:p>
     <w:p>
@@ -288,7 +288,7 @@
           <w:i w:val="0"/>
           <w:sz w:val="24"/>
         </w:rPr>
-        <w:t>Предложен воспроизводимый подход к оценке влажности почвы, объединяющий наземные измерения, Sentinel-2 и физически обоснованное моделирование. Он обеспечивает переход от точечных наблюдений к пространственной интерпретации состояния поля и может использоваться для обоснования дифференцированных решений по поливу.</w:t>
+        <w:t>Предложен подход, объединяющий наземные измерения, Sentinel-1, Sentinel-2 и физически обоснованное моделирование. Он обеспечивает переход от точечных наблюдений к пространственной оценке состояния поля и может использоваться для управления поливами.</w:t>
       </w:r>
     </w:p>
     <w:p>
@@ -367,7 +367,7 @@
           <w:i w:val="0"/>
           <w:sz w:val="24"/>
         </w:rPr>
-        <w:t>4. Raes D., Steduto P., Hsiao T. C., Fereres E. AquaCrop Reference Manual. Rome: FAO, 2018.</w:t>
+        <w:t>4. Bauer-Marschallinger B., Paulik C., Hochstöger S. et al. Toward Global Soil Moisture Monitoring with Sentinel-1: Harnessing Assets and Overcoming Obstacles. IEEE Transactions on Geoscience and Remote Sensing. 2019. Vol. 57, no. 1. P. 520–539.</w:t>
       </w:r>
     </w:p>
     <w:sectPr>

--- a/output/docx/Тезисы_оценка_влажности_почвы_по_ДЗЗ_и_модели.docx
+++ b/output/docx/Тезисы_оценка_влажности_почвы_по_ДЗЗ_и_модели.docx
@@ -222,7 +222,7 @@
           <w:i w:val="0"/>
           <w:sz w:val="24"/>
         </w:rPr>
-        <w:t>Модель водного баланса рассчитывает развитие растений и влажность почвы с учётом осадков, поливов, испарения, транспирации и запасов влаги. Значения поверхностной влажности Sentinel-1 для слоя 5-10 см сопоставляются с расчётной влажностью той же глубины; учитывается влияние растительности и шероховатости на радиолокационный сигнал. Модель проверяется по наземным измерениям с использованием MAE, RMSE и R² [3, 4].</w:t>
+        <w:t>Модель водного баланса рассчитывает развитие растений и влажность почвы с учётом осадков, поливов, испарения, транспирации и запасов влаги. Значения поверхностной влажности Sentinel-1 для слоя 5-10 см сопоставляются с расчётной влажностью той же глубины; учитывается влияние растительности и шероховатости на радиолокационный сигнал [3]. Модель проверяется по наземным измерениям с использованием MAE, RMSE и R².</w:t>
       </w:r>
     </w:p>
     <w:p>
@@ -263,7 +263,7 @@
           <w:i w:val="0"/>
           <w:sz w:val="24"/>
         </w:rPr>
-        <w:t>Пространственное сопоставление спутниковых и модельных показателей позволяет выделять участки с различной влагообеспеченностью и формировать карты состояния поля. В окончательную версию включаются MAE, RMSE, R² и показатели связи индексов с модельной динамикой растительного покрова.</w:t>
+        <w:t>Совмещение спутниковых и модельных показателей позволяет формировать карты влагообеспеченности поля; в окончательную версию включаются MAE, RMSE, R² и показатели связи индексов с модельной динамикой растительности.</w:t>
       </w:r>
     </w:p>
     <w:p>
@@ -288,7 +288,7 @@
           <w:i w:val="0"/>
           <w:sz w:val="24"/>
         </w:rPr>
-        <w:t>Предложен подход, объединяющий наземные измерения, Sentinel-1, Sentinel-2 и физически обоснованное моделирование. Он обеспечивает переход от точечных наблюдений к пространственной оценке состояния поля и может использоваться для управления поливами.</w:t>
+        <w:t>Для оценки влажности глубже верхнего слоя почвы необходима физически обоснованная модель, входами которой являются погодные данные и свойства почвы. Параметры развития растительности задаются по FCOVER с точностью, оцениваемой сопоставлением с модельной долей покрытия. Совмещение Sentinel-1, Sentinel-2, наземных измерений и модели обеспечивает пространственную оценку состояния поля для управления поливами.</w:t>
       </w:r>
     </w:p>
     <w:p>
@@ -351,23 +351,7 @@
           <w:i w:val="0"/>
           <w:sz w:val="24"/>
         </w:rPr>
-        <w:t>3. Allen R. G., Pereira L. S., Raes D., Smith M. Crop Evapotranspiration: Guidelines for Computing Crop Water Requirements. FAO Irrigation and Drainage Paper 56. Rome: FAO, 1998.</w:t>
-      </w:r>
-    </w:p>
-    <w:p>
-      <w:pPr>
-        <w:spacing w:line="360" w:lineRule="auto" w:before="0" w:after="0"/>
-        <w:ind w:left="425" w:hanging="425"/>
-        <w:jc w:val="both"/>
-      </w:pPr>
-      <w:r>
-        <w:rPr>
-          <w:rFonts w:ascii="Times New Roman" w:hAnsi="Times New Roman"/>
-          <w:b w:val="0"/>
-          <w:i w:val="0"/>
-          <w:sz w:val="24"/>
-        </w:rPr>
-        <w:t>4. Bauer-Marschallinger B., Paulik C., Hochstöger S. et al. Toward Global Soil Moisture Monitoring with Sentinel-1: Harnessing Assets and Overcoming Obstacles. IEEE Transactions on Geoscience and Remote Sensing. 2019. Vol. 57, no. 1. P. 520–539.</w:t>
+        <w:t>3. Bauer-Marschallinger B. et al. Toward Global Soil Moisture Monitoring with Sentinel-1. IEEE Transactions on Geoscience and Remote Sensing. 2019. Vol. 57, no. 1. P. 520-539.</w:t>
       </w:r>
     </w:p>
     <w:sectPr>

--- a/output/docx/Тезисы_оценка_влажности_почвы_по_ДЗЗ_и_модели.docx
+++ b/output/docx/Тезисы_оценка_влажности_почвы_по_ДЗЗ_и_модели.docx
@@ -85,21 +85,17 @@
       </w:pPr>
       <w:r>
         <w:rPr>
-          <w:rFonts w:ascii="Times New Roman" w:hAnsi="Times New Roman"/>
+          <w:rFonts w:ascii="Times New Roman" w:hAnsi="Times New Roman" w:cs="Times New Roman"/>
           <w:b/>
-          <w:i w:val="0"/>
-          <w:sz w:val="24"/>
         </w:rPr>
         <w:t xml:space="preserve">Аннотация. </w:t>
       </w:r>
       <w:r>
         <w:rPr>
-          <w:rFonts w:ascii="Times New Roman" w:hAnsi="Times New Roman"/>
+          <w:rFonts w:ascii="Times New Roman" w:hAnsi="Times New Roman" w:cs="Times New Roman"/>
           <w:b w:val="0"/>
-          <w:i w:val="0"/>
-          <w:sz w:val="24"/>
         </w:rPr>
-        <w:t>Предложен подход к оценке пространственно распределённой влажности почвы на сельскохозяйственных полях на основе точечных наземных измерений, продуктов Sentinel-2 и физически обоснованного моделирования. Для вегетационного периода 2026 года рассчитываются индексы NDVI, NDWI и анализируется продукт FCOVER. Спутниковые показатели сопоставляются с модельными характеристиками развития растительного покрова и запасов влаги. Подход обеспечивает переход от локальных показаний датчиков к оценке состояния всего поля для управления поливами.</w:t>
+        <w:t>Представлена архитектура геоинформационной системы оценки состояния сельскохозяйственных полей, реализованной как персональный плагин QGIS. Система объединяет границы полей, сцены Sentinel-2 и Sentinel-1, суточные модельные ряды КОРНИКС и метеоданные. Для вегетационного периода 2026 года формируются временные ряды NDVI, NDMI, NDRE, SAVI, FCOVER и радиолокационных поляризаций VV/VH. Данные обрабатываются по каждому полю, а результаты доступны на карте и в синхронных графиках QGIS.</w:t>
       </w:r>
     </w:p>
     <w:p>
@@ -110,21 +106,10 @@
       </w:pPr>
       <w:r>
         <w:rPr>
-          <w:rFonts w:ascii="Times New Roman" w:hAnsi="Times New Roman"/>
-          <w:b/>
-          <w:i w:val="0"/>
-          <w:sz w:val="24"/>
+          <w:rFonts w:ascii="Times New Roman" w:hAnsi="Times New Roman" w:cs="Times New Roman"/>
+          <w:b w:val="0"/>
         </w:rPr>
-        <w:t xml:space="preserve">Ключевые слова: </w:t>
-      </w:r>
-      <w:r>
-        <w:rPr>
-          <w:rFonts w:ascii="Times New Roman" w:hAnsi="Times New Roman"/>
-          <w:b w:val="0"/>
-          <w:i w:val="0"/>
-          <w:sz w:val="24"/>
-        </w:rPr>
-        <w:t>влажность почвы, дистанционное зондирование Земли, Sentinel-2, NDVI, NDWI, FCOVER, орошение, математическое моделирование.</w:t>
+        <w:t>Ключевые слова: влажность почвы, дистанционное зондирование Земли, QGIS, Sentinel-1, Sentinel-2, FCOVER, КОРНИКС, геоинформационная система.</w:t>
       </w:r>
     </w:p>
     <w:p>
@@ -160,12 +145,10 @@
       </w:pPr>
       <w:r>
         <w:rPr>
-          <w:rFonts w:ascii="Times New Roman" w:hAnsi="Times New Roman"/>
+          <w:rFonts w:ascii="Times New Roman" w:hAnsi="Times New Roman" w:cs="Times New Roman"/>
           <w:b w:val="0"/>
-          <w:i w:val="0"/>
-          <w:sz w:val="24"/>
         </w:rPr>
-        <w:t>Спутниковые данные Sentinel-2 с разрешением до 10 м позволяют наблюдать развитие посевов. Индексы рассчитываются по отражательной способности поверхности: NDVI = (ρNIR − ρRED) / (ρNIR + ρRED), где для Sentinel-2 используются канал B8 ближнего инфракрасного диапазона (NIR, 10 м) и канал B4 красного диапазона (RED, 10 м). Рост NDVI обычно соответствует увеличению доли фотосинтезирующей биомассы; низкие значения характерны для открытой почвы, а отрицательные — для воды, облаков или теней.</w:t>
+        <w:t>Спутниковые данные Sentinel-2 с разрешением 10 м позволяют наблюдать развитие посевов. В системе рассчитываются NDVI, NDMI, NDRE и SAVI; облака, тени и снег исключаются по классификации SCL. Отдельно по SNAP-совместимой биофизической схеме рассчитывается FCOVER — доля площади пикселя, занятой зелёной растительностью [1, 2].</w:t>
       </w:r>
     </w:p>
     <w:p>
@@ -176,12 +159,17 @@
       </w:pPr>
       <w:r>
         <w:rPr>
-          <w:rFonts w:ascii="Times New Roman" w:hAnsi="Times New Roman"/>
+          <w:rFonts w:ascii="Times New Roman" w:hAnsi="Times New Roman" w:cs="Times New Roman"/>
+          <w:b/>
+        </w:rPr>
+        <w:t xml:space="preserve">Архитектура информационной системы. </w:t>
+      </w:r>
+      <w:r>
+        <w:rPr>
+          <w:rFonts w:ascii="Times New Roman" w:hAnsi="Times New Roman" w:cs="Times New Roman"/>
           <w:b w:val="0"/>
-          <w:i w:val="0"/>
-          <w:sz w:val="24"/>
         </w:rPr>
-        <w:t>Для оценки водного состояния растительного покрова рассчитывается NDWI = (ρNIR − ρSWIR) / (ρNIR + ρSWIR), где ρSWIR — отражательная способность канала B11 коротковолнового инфракрасного диапазона; перед расчётом B11 приводится к разрешению 10 м. Более высокие значения NDWI указывают на большее содержание влаги в растительности, однако индекс следует интерпретировать совместно с NDVI и метеоданными. FCOVER — безразмерный спутниковый продукт от 0 до 1, характеризующий долю площади пикселя, занятую зелёной растительностью. Его сопоставление с модельной долей покрытия поля позволяет независимо проверить динамику развития посевов [1, 2].</w:t>
+        <w:t>Система реализована как личный плагин Water Regime GIS для QGIS на macOS: меню, панель инструментов и dock-панель запускают PyQGIS/GDAL-операции в фоновых задачах QgsTask. Пользователь выбирает поле на карте; его граница уточняется через НСПД WMS GetFeatureInfo, а при отсутствии подходящего контура используется рабочий буфер. Microsoft Planetary Computer STAC поставляет Sentinel-2 L2A и Sentinel-1 RTC, которые GDAL читает как COG через /vsicurl/. Обрезанные GeoTIFF, маски облачности и таблицы зональных средних сохраняются локально; плагин строит по ним графики для выбранного поля. Отдельных веб-сервиса, HTTP API и многопользовательского режима в проекте нет.</w:t>
       </w:r>
     </w:p>
     <w:p>
@@ -192,21 +180,17 @@
       </w:pPr>
       <w:r>
         <w:rPr>
-          <w:rFonts w:ascii="Times New Roman" w:hAnsi="Times New Roman"/>
+          <w:rFonts w:ascii="Times New Roman" w:hAnsi="Times New Roman" w:cs="Times New Roman"/>
           <w:b/>
-          <w:i w:val="0"/>
-          <w:sz w:val="24"/>
         </w:rPr>
         <w:t xml:space="preserve">Материалы и методы. </w:t>
       </w:r>
       <w:r>
         <w:rPr>
-          <w:rFonts w:ascii="Times New Roman" w:hAnsi="Times New Roman"/>
+          <w:rFonts w:ascii="Times New Roman" w:hAnsi="Times New Roman" w:cs="Times New Roman"/>
           <w:b w:val="0"/>
-          <w:i w:val="0"/>
-          <w:sz w:val="24"/>
         </w:rPr>
-        <w:t>Исследование выполняется для рассматриваемых полей с апреля по август 2026 года. Используются измерения датчиков, сцены Sentinel-2, продукт поверхностной влажности по Sentinel-1, границы полей и метеорологические данные. Обработка включает отбор безоблачных сцен, маскирование облаков и расчёт NDVI, NDWI и FCOVER.</w:t>
+        <w:t>Анализ охватывает поля SP с апреля по август 2026 года. Используются границы полей, безоблачные сцены Sentinel-2, Sentinel-1 RTC, суточные модельные ряды КОРНИКС и метеорологические данные. Для Sentinel-2 отбираются сцены с глобальной облачностью не выше 10%; дополнительно исключаются сцены с облачностью внутри поля более 20%. Временные ряды индексов и FCOVER рассчитываются как зональные средние валидных пикселей.</w:t>
       </w:r>
     </w:p>
     <w:p>
@@ -217,12 +201,10 @@
       </w:pPr>
       <w:r>
         <w:rPr>
-          <w:rFonts w:ascii="Times New Roman" w:hAnsi="Times New Roman"/>
+          <w:rFonts w:ascii="Times New Roman" w:hAnsi="Times New Roman" w:cs="Times New Roman"/>
           <w:b w:val="0"/>
-          <w:i w:val="0"/>
-          <w:sz w:val="24"/>
         </w:rPr>
-        <w:t>Модель водного баланса рассчитывает развитие растений и влажность почвы с учётом осадков, поливов, испарения, транспирации и запасов влаги. Значения поверхностной влажности Sentinel-1 для слоя 5-10 см сопоставляются с расчётной влажностью той же глубины; учитывается влияние растительности и шероховатости на радиолокационный сигнал [3]. Модель проверяется по наземным измерениям с использованием MAE, RMSE и R².</w:t>
+        <w:t>Для Sentinel-1 сохраняются VV и VH каждого RTC-снимка, а зональное среднее вычисляется в dB как 10·log10 от среднего линейного обратного рассеяния. В QGIS ряд VV показывается как относительный индикатор влажности на общей сезонной шкале; он не интерпретируется как процент влажности без калибровки наземными измерениями. Ряды Sentinel-2 и Sentinel-1 объединяются с КОРНИКС по нормализованному идентификатору поля и точной дате [3].</w:t>
       </w:r>
     </w:p>
     <w:p>
@@ -233,21 +215,17 @@
       </w:pPr>
       <w:r>
         <w:rPr>
-          <w:rFonts w:ascii="Times New Roman" w:hAnsi="Times New Roman"/>
+          <w:rFonts w:ascii="Times New Roman" w:hAnsi="Times New Roman" w:cs="Times New Roman"/>
           <w:b/>
-          <w:i w:val="0"/>
-          <w:sz w:val="24"/>
         </w:rPr>
         <w:t xml:space="preserve">Результаты и обсуждение. </w:t>
       </w:r>
       <w:r>
         <w:rPr>
-          <w:rFonts w:ascii="Times New Roman" w:hAnsi="Times New Roman"/>
+          <w:rFonts w:ascii="Times New Roman" w:hAnsi="Times New Roman" w:cs="Times New Roman"/>
           <w:b w:val="0"/>
-          <w:i w:val="0"/>
-          <w:sz w:val="24"/>
         </w:rPr>
-        <w:t>Получены временные ряды NDVI, NDWI, FCOVER, поверхностной влажности Sentinel-1 и модельных характеристик. FCOVER сопоставляется с модельной долей покрытия поля, а Sentinel-1 — с модельной влажностью верхнего слоя, что дополняет проверку результатов между точками датчиков. В период активной вегетации рост FCOVER и NDVI сопровождается изменением модельной транспирации и влагозапаса.</w:t>
+        <w:t>Для 37 полей сформированы временные ряды спутниковых индексов, FCOVER, VV/VH и суточных показателей КОРНИКС. В интерфейсе QGIS для выбранного поля синхронно отображаются сезонные кривые Sentinel-2, модельные покрытие, Ks, влага 0–10 см и ET/PET, а также радиолокационный индикатор. Это позволяет сопоставлять динамику без подмены модельных рядов независимыми наземными измерениями.</w:t>
       </w:r>
     </w:p>
     <w:p>
@@ -258,12 +236,10 @@
       </w:pPr>
       <w:r>
         <w:rPr>
-          <w:rFonts w:ascii="Times New Roman" w:hAnsi="Times New Roman"/>
+          <w:rFonts w:ascii="Times New Roman" w:hAnsi="Times New Roman" w:cs="Times New Roman"/>
           <w:b w:val="0"/>
-          <w:i w:val="0"/>
-          <w:sz w:val="24"/>
         </w:rPr>
-        <w:t>Совмещение спутниковых и модельных показателей позволяет формировать карты влагообеспеченности поля; в окончательную версию включаются MAE, RMSE, R² и показатели связи индексов с модельной динамикой растительности.</w:t>
+        <w:t>Точное объединение Sentinel-2 с методом КОРНИКС ivanov_n4l_meteo_soil дало 433 совпадения «поле–дата». Сопоставление FCOVER с ожидаемым покрытием выполняется отдельно для каждого поля, а связь Sentinel-1 с модельной влагой оценивается с учётом сумм осадков и полива за 3 и 7 суток. Эти результаты являются пилотной проверкой согласованности источников, а не калибровкой по наземной влаге.</w:t>
       </w:r>
     </w:p>
     <w:p>
@@ -274,21 +250,17 @@
       </w:pPr>
       <w:r>
         <w:rPr>
-          <w:rFonts w:ascii="Times New Roman" w:hAnsi="Times New Roman"/>
+          <w:rFonts w:ascii="Times New Roman" w:hAnsi="Times New Roman" w:cs="Times New Roman"/>
           <w:b/>
-          <w:i w:val="0"/>
-          <w:sz w:val="24"/>
         </w:rPr>
         <w:t xml:space="preserve">Заключение. </w:t>
       </w:r>
       <w:r>
         <w:rPr>
-          <w:rFonts w:ascii="Times New Roman" w:hAnsi="Times New Roman"/>
+          <w:rFonts w:ascii="Times New Roman" w:hAnsi="Times New Roman" w:cs="Times New Roman"/>
           <w:b w:val="0"/>
-          <w:i w:val="0"/>
-          <w:sz w:val="24"/>
         </w:rPr>
-        <w:t>Для оценки влажности глубже верхнего слоя почвы необходима физически обоснованная модель, входами которой являются погодные данные и свойства почвы. Параметры развития растительности задаются по FCOVER с точностью, оцениваемой сопоставлением с модельной долей покрытия. Совмещение Sentinel-1, Sentinel-2, наземных измерений и модели обеспечивает пространственную оценку состояния поля для управления поливами.</w:t>
+        <w:t>Созданная QGIS-система обеспечивает воспроизводимую обработку спутниковых данных и модельных рядов по отдельным полям и их визуальное сопоставление. Sentinel-1 в текущем проекте служит относительным proxy, а не измерением влажности в процентах. Следующий этап — подключение реальных наземных измерений для калибровки и независимой проверки оценок влажности.</w:t>
       </w:r>
     </w:p>
     <w:p>

--- a/output/docx/Тезисы_оценка_влажности_почвы_по_ДЗЗ_и_модели.docx
+++ b/output/docx/Тезисы_оценка_влажности_почвы_по_ДЗЗ_и_модели.docx
@@ -95,7 +95,7 @@
           <w:rFonts w:ascii="Times New Roman" w:hAnsi="Times New Roman" w:cs="Times New Roman"/>
           <w:b w:val="0"/>
         </w:rPr>
-        <w:t>Представлена архитектура геоинформационной системы оценки состояния сельскохозяйственных полей, реализованной как персональный плагин QGIS. Система объединяет границы полей, сцены Sentinel-2 и Sentinel-1, суточные модельные ряды КОРНИКС и метеоданные. Для вегетационного периода 2026 года формируются временные ряды NDVI, NDMI, NDRE, SAVI, FCOVER и радиолокационных поляризаций VV/VH. Данные обрабатываются по каждому полю, а результаты доступны на карте и в синхронных графиках QGIS.</w:t>
+        <w:t>В работе описана геоинформационная система для оценки состояния сельскохозяйственных полей, реализованная как персональный плагин QGIS. Она объединяет границы полей, сцены Sentinel-2 и Sentinel-1, суточные модельные ряды КОРНИКС и метеоданные. За вегетационный период 2026 года система формирует временные ряды NDVI, NDMI, NDRE, SAVI, FCOVER и поляризаций VV/VH. Результаты рассчитываются по каждому полю и выводятся на карту и в синхронные графики QGIS.</w:t>
       </w:r>
     </w:p>
     <w:p>
@@ -120,21 +120,17 @@
       </w:pPr>
       <w:r>
         <w:rPr>
-          <w:rFonts w:ascii="Times New Roman" w:hAnsi="Times New Roman"/>
+          <w:rFonts w:ascii="Times New Roman" w:hAnsi="Times New Roman" w:cs="Times New Roman"/>
           <w:b/>
-          <w:i w:val="0"/>
-          <w:sz w:val="24"/>
         </w:rPr>
         <w:t xml:space="preserve">Введение. </w:t>
       </w:r>
       <w:r>
         <w:rPr>
-          <w:rFonts w:ascii="Times New Roman" w:hAnsi="Times New Roman"/>
+          <w:rFonts w:ascii="Times New Roman" w:hAnsi="Times New Roman" w:cs="Times New Roman"/>
           <w:b w:val="0"/>
-          <w:i w:val="0"/>
-          <w:sz w:val="24"/>
         </w:rPr>
-        <w:t>Эффективное управление поливами требует своевременной оценки влагообеспеченности посевов. Датчики влажности характеризуют лишь отдельные точки и не отражают неоднородность поля, обусловленную свойствами почв, микрорельефом и состоянием растительного покрова. Поэтому актуальна задача восстановления пространственной картины влажности по данным для всей площади поля.</w:t>
+        <w:t>Для управления поливом нужна своевременная оценка влагообеспеченности посевов. Точечные датчики влажности не показывают неоднородность поля, связанную со свойствами почвы, микрорельефом и состоянием растительного покрова. Поэтому состояние поля приходится оценивать по данным, охватывающим всю его площадь.</w:t>
       </w:r>
     </w:p>
     <w:p>
@@ -148,7 +144,7 @@
           <w:rFonts w:ascii="Times New Roman" w:hAnsi="Times New Roman" w:cs="Times New Roman"/>
           <w:b w:val="0"/>
         </w:rPr>
-        <w:t>Спутниковые данные Sentinel-2 с разрешением 10 м позволяют наблюдать развитие посевов. В системе рассчитываются NDVI, NDMI, NDRE и SAVI; облака, тени и снег исключаются по классификации SCL. Отдельно по SNAP-совместимой биофизической схеме рассчитывается FCOVER — доля площади пикселя, занятой зелёной растительностью [1, 2].</w:t>
+        <w:t>Снимки Sentinel-2 с разрешением 10 м позволяют проследить развитие посевов. В системе рассчитываются NDVI, NDMI, NDRE и SAVI; облака, тени и снег отсеиваются по классификации SCL. По SNAP-совместимой биофизической схеме отдельно определяется FCOVER — доля пикселя, занятая зелёной растительностью [1, 2].</w:t>
       </w:r>
     </w:p>
     <w:p>
@@ -169,7 +165,7 @@
           <w:rFonts w:ascii="Times New Roman" w:hAnsi="Times New Roman" w:cs="Times New Roman"/>
           <w:b w:val="0"/>
         </w:rPr>
-        <w:t>Система реализована как личный плагин Water Regime GIS для QGIS на macOS: меню, панель инструментов и dock-панель запускают PyQGIS/GDAL-операции в фоновых задачах QgsTask. Пользователь выбирает поле на карте; его граница уточняется через НСПД WMS GetFeatureInfo, а при отсутствии подходящего контура используется рабочий буфер. Microsoft Planetary Computer STAC поставляет Sentinel-2 L2A и Sentinel-1 RTC, которые GDAL читает как COG через /vsicurl/. Обрезанные GeoTIFF, маски облачности и таблицы зональных средних сохраняются локально; плагин строит по ним графики для выбранного поля. Отдельных веб-сервиса, HTTP API и многопользовательского режима в проекте нет.</w:t>
+        <w:t>Water Regime GIS реализована как личный плагин QGIS для macOS. Меню, панель инструментов и dock-панель запускают операции PyQGIS/GDAL в фоновых задачах QgsTask. Пользователь выбирает поле на карте; граница уточняется через НСПД WMS GetFeatureInfo, а при отсутствии подходящего контура остаётся рабочий буфер. Sentinel-2 L2A и Sentinel-1 RTC поступают из Microsoft Planetary Computer STAC и читаются GDAL как COG через /vsicurl/. Обрезанные GeoTIFF, маски облачности и таблицы зональных средних сохраняются локально, после чего плагин строит графики выбранного поля. В проекте нет отдельного веб-сервиса, HTTP API и многопользовательского режима.</w:t>
       </w:r>
     </w:p>
     <w:p>
@@ -190,7 +186,7 @@
           <w:rFonts w:ascii="Times New Roman" w:hAnsi="Times New Roman" w:cs="Times New Roman"/>
           <w:b w:val="0"/>
         </w:rPr>
-        <w:t>Анализ охватывает поля SP с апреля по август 2026 года. Используются границы полей, безоблачные сцены Sentinel-2, Sentinel-1 RTC, суточные модельные ряды КОРНИКС и метеорологические данные. Для Sentinel-2 отбираются сцены с глобальной облачностью не выше 10%; дополнительно исключаются сцены с облачностью внутри поля более 20%. Временные ряды индексов и FCOVER рассчитываются как зональные средние валидных пикселей.</w:t>
+        <w:t>В анализ включены поля SP за период с апреля по август 2026 года. Используются их границы, безоблачные снимки Sentinel-2, Sentinel-1 RTC, суточные ряды КОРНИКС и метеоданные. Снимки Sentinel-2 отбираются при глобальной облачности не выше 10%, а сцены с облачностью внутри поля более 20% исключаются. Индексы и FCOVER усредняются по валидным пикселям каждого поля.</w:t>
       </w:r>
     </w:p>
     <w:p>
@@ -204,7 +200,7 @@
           <w:rFonts w:ascii="Times New Roman" w:hAnsi="Times New Roman" w:cs="Times New Roman"/>
           <w:b w:val="0"/>
         </w:rPr>
-        <w:t>Для Sentinel-1 сохраняются VV и VH каждого RTC-снимка, а зональное среднее вычисляется в dB как 10·log10 от среднего линейного обратного рассеяния. В QGIS ряд VV показывается как относительный индикатор влажности на общей сезонной шкале; он не интерпретируется как процент влажности без калибровки наземными измерениями. Ряды Sentinel-2 и Sentinel-1 объединяются с КОРНИКС по нормализованному идентификатору поля и точной дате [3].</w:t>
+        <w:t>Для каждого Sentinel-1 RTC-снимка сохраняются поляризации VV и VH. Зональное среднее вычисляется в dB как 10·log10 от среднего линейного обратного рассеяния. В QGIS ряд VV показан как относительный индикатор влажности на общей сезонной шкале: без калибровки наземными измерениями он не выражает влажность в процентах. Ряды Sentinel-2 и Sentinel-1 объединяются с КОРНИКС по нормализованному идентификатору поля и точной дате [3].</w:t>
       </w:r>
     </w:p>
     <w:p>
@@ -225,7 +221,7 @@
           <w:rFonts w:ascii="Times New Roman" w:hAnsi="Times New Roman" w:cs="Times New Roman"/>
           <w:b w:val="0"/>
         </w:rPr>
-        <w:t>Для 37 полей сформированы временные ряды спутниковых индексов, FCOVER, VV/VH и суточных показателей КОРНИКС. В интерфейсе QGIS для выбранного поля синхронно отображаются сезонные кривые Sentinel-2, модельные покрытие, Ks, влага 0–10 см и ET/PET, а также радиолокационный индикатор. Это позволяет сопоставлять динамику без подмены модельных рядов независимыми наземными измерениями.</w:t>
+        <w:t>Для 37 полей собраны временные ряды спутниковых индексов, FCOVER, VV/VH и суточных показателей КОРНИКС. В QGIS для выбранного поля синхронно показаны сезонные кривые Sentinel-2, модельные покрытие, Ks, влага 0–10 см и ET/PET, а также радиолокационный индикатор. Такое представление позволяет сопоставлять динамику, не выдавая модельные ряды за независимые наземные измерения.</w:t>
       </w:r>
     </w:p>
     <w:p>
@@ -239,7 +235,7 @@
           <w:rFonts w:ascii="Times New Roman" w:hAnsi="Times New Roman" w:cs="Times New Roman"/>
           <w:b w:val="0"/>
         </w:rPr>
-        <w:t>Точное объединение Sentinel-2 с методом КОРНИКС ivanov_n4l_meteo_soil дало 433 совпадения «поле–дата». Сопоставление FCOVER с ожидаемым покрытием выполняется отдельно для каждого поля, а связь Sentinel-1 с модельной влагой оценивается с учётом сумм осадков и полива за 3 и 7 суток. Эти результаты являются пилотной проверкой согласованности источников, а не калибровкой по наземной влаге.</w:t>
+        <w:t>Точное объединение Sentinel-2 с методом КОРНИКС ivanov_n4l_meteo_soil сформировало 433 пары «поле–дата». FCOVER сопоставляется с ожидаемым покрытием по каждому полю, а связь Sentinel-1 с модельной влагой оценивается с учётом осадков и полива за 3 и 7 суток. Это пилотная проверка согласованности источников, а не калибровка по наземной влаге.</w:t>
       </w:r>
     </w:p>
     <w:p>
@@ -260,7 +256,7 @@
           <w:rFonts w:ascii="Times New Roman" w:hAnsi="Times New Roman" w:cs="Times New Roman"/>
           <w:b w:val="0"/>
         </w:rPr>
-        <w:t>Созданная QGIS-система обеспечивает воспроизводимую обработку спутниковых данных и модельных рядов по отдельным полям и их визуальное сопоставление. Sentinel-1 в текущем проекте служит относительным proxy, а не измерением влажности в процентах. Следующий этап — подключение реальных наземных измерений для калибровки и независимой проверки оценок влажности.</w:t>
+        <w:t>Система на базе QGIS обеспечивает воспроизводимую обработку спутниковых данных и модельных рядов по отдельным полям и их наглядное сопоставление. Sentinel-1 в нынешней реализации остаётся относительным proxy, а не измерением влажности в процентах. Следующий шаг — подключить реальные наземные измерения для калибровки и независимой проверки оценок.</w:t>
       </w:r>
     </w:p>
     <w:p>

--- a/output/docx/Тезисы_оценка_влажности_почвы_по_ДЗЗ_и_модели.docx
+++ b/output/docx/Тезисы_оценка_влажности_почвы_по_ДЗЗ_и_модели.docx
@@ -165,7 +165,7 @@
           <w:rFonts w:ascii="Times New Roman" w:hAnsi="Times New Roman" w:cs="Times New Roman"/>
           <w:b w:val="0"/>
         </w:rPr>
-        <w:t>Water Regime GIS реализована как личный плагин QGIS для macOS. Меню, панель инструментов и dock-панель запускают операции PyQGIS/GDAL в фоновых задачах QgsTask. Пользователь выбирает поле на карте; граница уточняется через НСПД WMS GetFeatureInfo, а при отсутствии подходящего контура остаётся рабочий буфер. Sentinel-2 L2A и Sentinel-1 RTC поступают из Microsoft Planetary Computer STAC и читаются GDAL как COG через /vsicurl/. Обрезанные GeoTIFF, маски облачности и таблицы зональных средних сохраняются локально, после чего плагин строит графики выбранного поля. В проекте нет отдельного веб-сервиса, HTTP API и многопользовательского режима.</w:t>
+        <w:t>При реализации информационной системы для распределения геоинформационных данных использован QGIS. Основу составляют локальные геопространственные данные. Для выполнения расчётов разработан модуль на Python, позволяющий загружать контуры полей, временные ряды из внешнего сервиса и снимки Sentinel-1 и Sentinel-2 за заданный интервал с фильтрацией облачных сцен. Растровые, векторные и табличные данные хранятся локально и объединяются проектом QGIS. По спутниковым снимкам рассчитываются индексы. Скрипт сопоставляет временные ряды внешней модели с динамикой индексов и подготавливает данные для построения моделей, описывающих их связь. Система автоматизирована: после поступления новых внешних данных она докачивает спутниковые данные, завершает расчёты и обновляет графики.</w:t>
       </w:r>
     </w:p>
     <w:p>

--- a/output/docx/Тезисы_оценка_влажности_почвы_по_ДЗЗ_и_модели.docx
+++ b/output/docx/Тезисы_оценка_влажности_почвы_по_ДЗЗ_и_модели.docx
@@ -5,13 +5,12 @@
     <w:p>
       <w:pPr>
         <w:spacing w:line="360" w:lineRule="auto" w:before="0" w:after="0"/>
-        <w:jc w:val="left"/>
+        <w:jc w:val="both"/>
       </w:pPr>
       <w:r>
         <w:rPr>
           <w:rFonts w:ascii="Times New Roman" w:hAnsi="Times New Roman"/>
           <w:b w:val="0"/>
-          <w:i w:val="0"/>
           <w:sz w:val="24"/>
         </w:rPr>
         <w:t>УДК 004.6:631.67</w:t>
@@ -26,10 +25,9 @@
         <w:rPr>
           <w:rFonts w:ascii="Times New Roman" w:hAnsi="Times New Roman"/>
           <w:b/>
-          <w:i w:val="0"/>
           <w:sz w:val="24"/>
         </w:rPr>
-        <w:t>ОЦЕНКА ВЛАЖНОСТИ ПОЧВЫ НА СЕЛЬСКОХОЗЯЙСТВЕННЫХ ПОЛЯХ ПО СПУТНИКОВЫМ ДАННЫМ И ФИЗИЧЕСКИ ОБОСНОВАННОЙ МОДЕЛИ</w:t>
+        <w:t>МЕЖПОЛЕВАЯ ПРОВЕРКА РАСЧЕТНОЙ ВЛАЖНОСТИ ПОЧВЫ КОРНИКС ПО ДАННЫМ SENTINEL-1 И SENTINEL-2</w:t>
       </w:r>
     </w:p>
     <w:p>
@@ -41,7 +39,6 @@
         <w:rPr>
           <w:rFonts w:ascii="Times New Roman" w:hAnsi="Times New Roman"/>
           <w:b/>
-          <w:i w:val="0"/>
           <w:sz w:val="24"/>
         </w:rPr>
         <w:t>[Фамилия Имя Отчество автора]</w:t>
@@ -56,7 +53,6 @@
         <w:rPr>
           <w:rFonts w:ascii="Times New Roman" w:hAnsi="Times New Roman"/>
           <w:b w:val="0"/>
-          <w:i w:val="0"/>
           <w:sz w:val="24"/>
         </w:rPr>
         <w:t>[Организация, город, Россия]</w:t>
@@ -71,7 +67,6 @@
         <w:rPr>
           <w:rFonts w:ascii="Times New Roman" w:hAnsi="Times New Roman"/>
           <w:b w:val="0"/>
-          <w:i w:val="0"/>
           <w:sz w:val="24"/>
         </w:rPr>
         <w:t>[e-mail автора]</w:t>
@@ -85,17 +80,19 @@
       </w:pPr>
       <w:r>
         <w:rPr>
-          <w:rFonts w:ascii="Times New Roman" w:hAnsi="Times New Roman" w:cs="Times New Roman"/>
+          <w:rFonts w:ascii="Times New Roman" w:hAnsi="Times New Roman"/>
           <w:b/>
+          <w:sz w:val="24"/>
         </w:rPr>
         <w:t xml:space="preserve">Аннотация. </w:t>
       </w:r>
       <w:r>
         <w:rPr>
-          <w:rFonts w:ascii="Times New Roman" w:hAnsi="Times New Roman" w:cs="Times New Roman"/>
+          <w:rFonts w:ascii="Times New Roman" w:hAnsi="Times New Roman"/>
           <w:b w:val="0"/>
+          <w:sz w:val="24"/>
         </w:rPr>
-        <w:t>В работе описана геоинформационная система для оценки состояния сельскохозяйственных полей, реализованная как персональный плагин QGIS. Она объединяет границы полей, сцены Sentinel-2 и Sentinel-1, суточные модельные ряды КОРНИКС и метеоданные. За вегетационный период 2026 года система формирует временные ряды NDVI, NDMI, NDRE, SAVI, FCOVER и поляризаций VV/VH. Результаты рассчитываются по каждому полю и выводятся на карту и в синхронные графики QGIS.</w:t>
+        <w:t>Проверяется гипотеза о том, что учет растительного покрова повышает переносимость связи между расчетной влажностью КОРНИКС и сигналом Sentinel-1 на новые поля. На 36 полях применена шестикратная межполевая проверка. Модель влажность 0–10 см + FCOVER + взаимодействие дала R²_out=0,137 для VV, превысив упрощенные модели. Это проверка согласованности источников, а не калибровка абсолютной влажности.</w:t>
       </w:r>
     </w:p>
     <w:p>
@@ -106,10 +103,19 @@
       </w:pPr>
       <w:r>
         <w:rPr>
-          <w:rFonts w:ascii="Times New Roman" w:hAnsi="Times New Roman" w:cs="Times New Roman"/>
+          <w:rFonts w:ascii="Times New Roman" w:hAnsi="Times New Roman"/>
+          <w:b/>
+          <w:sz w:val="24"/>
+        </w:rPr>
+        <w:t xml:space="preserve">Ключевые слова: </w:t>
+      </w:r>
+      <w:r>
+        <w:rPr>
+          <w:rFonts w:ascii="Times New Roman" w:hAnsi="Times New Roman"/>
           <w:b w:val="0"/>
+          <w:sz w:val="24"/>
         </w:rPr>
-        <w:t>Ключевые слова: влажность почвы, дистанционное зондирование Земли, QGIS, Sentinel-1, Sentinel-2, FCOVER, КОРНИКС, геоинформационная система.</w:t>
+        <w:t>влажность почвы, дистанционное зондирование Земли, Sentinel-1, Sentinel-2, FCOVER, КОРНИКС, межполевая проверка.</w:t>
       </w:r>
     </w:p>
     <w:p>
@@ -120,17 +126,19 @@
       </w:pPr>
       <w:r>
         <w:rPr>
-          <w:rFonts w:ascii="Times New Roman" w:hAnsi="Times New Roman" w:cs="Times New Roman"/>
+          <w:rFonts w:ascii="Times New Roman" w:hAnsi="Times New Roman"/>
           <w:b/>
+          <w:sz w:val="24"/>
         </w:rPr>
         <w:t xml:space="preserve">Введение. </w:t>
       </w:r>
       <w:r>
         <w:rPr>
-          <w:rFonts w:ascii="Times New Roman" w:hAnsi="Times New Roman" w:cs="Times New Roman"/>
+          <w:rFonts w:ascii="Times New Roman" w:hAnsi="Times New Roman"/>
           <w:b w:val="0"/>
+          <w:sz w:val="24"/>
         </w:rPr>
-        <w:t>Для управления поливом нужна своевременная оценка влагообеспеченности посевов. Точечные датчики влажности не показывают неоднородность поля, связанную со свойствами почвы, микрорельефом и состоянием растительного покрова. Поэтому состояние поля приходится оценивать по данным, охватывающим всю его площадь.</w:t>
+        <w:t>Сигнал Sentinel-1 чувствителен к влажности поверхности, но зависит также от растительности и шероховатости почвы [3]. Поэтому сопоставление VV или VH только с расчетной влажностью КОРНИКС не отделяет влияние покрова от влияния влаги. Проверяется гипотеза: FCOVER повысит переносимость оператора «расчетное состояние поля — Sentinel-1» между полями.</w:t>
       </w:r>
     </w:p>
     <w:p>
@@ -141,10 +149,19 @@
       </w:pPr>
       <w:r>
         <w:rPr>
-          <w:rFonts w:ascii="Times New Roman" w:hAnsi="Times New Roman" w:cs="Times New Roman"/>
+          <w:rFonts w:ascii="Times New Roman" w:hAnsi="Times New Roman"/>
+          <w:b/>
+          <w:sz w:val="24"/>
+        </w:rPr>
+        <w:t xml:space="preserve">Материалы и дизайн эксперимента. </w:t>
+      </w:r>
+      <w:r>
+        <w:rPr>
+          <w:rFonts w:ascii="Times New Roman" w:hAnsi="Times New Roman"/>
           <w:b w:val="0"/>
+          <w:sz w:val="24"/>
         </w:rPr>
-        <w:t>Снимки Sentinel-2 с разрешением 10 м позволяют проследить развитие посевов. В системе рассчитываются NDVI, NDMI, NDRE и SAVI; облака, тени и снег отсеиваются по классификации SCL. По SNAP-совместимой биофизической схеме отдельно определяется FCOVER — доля пикселя, занятая зелёной растительностью [1, 2].</w:t>
+        <w:t>Использована поставка КОРНИКС v006 за апрель—август 2026 года, Sentinel-1 RTC и безоблачные Sentinel-2. FCOVER рассчитывался SNAP-совместимой биофизической схемой [1, 2]. SP 7.3 исключено из анализа. Основной набор содержит 36 полей и 2 118 совпадений «поле—дата Sentinel-1». Поля разделены на шесть фолдов по шесть полей; метрики считались только на полях, не использованных при обучении.</w:t>
       </w:r>
     </w:p>
     <w:p>
@@ -155,17 +172,19 @@
       </w:pPr>
       <w:r>
         <w:rPr>
-          <w:rFonts w:ascii="Times New Roman" w:hAnsi="Times New Roman" w:cs="Times New Roman"/>
+          <w:rFonts w:ascii="Times New Roman" w:hAnsi="Times New Roman"/>
           <w:b/>
+          <w:sz w:val="24"/>
         </w:rPr>
-        <w:t xml:space="preserve">Архитектура информационной системы. </w:t>
+        <w:t xml:space="preserve">Проверяемые модели. </w:t>
       </w:r>
       <w:r>
         <w:rPr>
-          <w:rFonts w:ascii="Times New Roman" w:hAnsi="Times New Roman" w:cs="Times New Roman"/>
+          <w:rFonts w:ascii="Times New Roman" w:hAnsi="Times New Roman"/>
           <w:b w:val="0"/>
+          <w:sz w:val="24"/>
         </w:rPr>
-        <w:t>При реализации информационной системы для распределения геоинформационных данных использован QGIS. Основу составляют локальные геопространственные данные. Для выполнения расчётов разработан модуль на Python, позволяющий загружать контуры полей, временные ряды из внешнего сервиса и снимки Sentinel-1 и Sentinel-2 за заданный интервал с фильтрацией облачных сцен. Растровые, векторные и табличные данные хранятся локально и объединяются проектом QGIS. По спутниковым снимкам рассчитываются индексы. Скрипт сопоставляет временные ряды внешней модели с динамикой индексов и подготавливает данные для построения моделей, описывающих их связь. Система автоматизирована: после поступления новых внешних данных она докачивает спутниковые данные, завершает расчёты и обновляет графики.</w:t>
+        <w:t>Отклик — VV Sentinel-1 в дБ; основной вариант КОРНИКС — междурядье 65 см. Сравнивались Huber-регрессии: M1 — по FCOVER; M2 — по расчетной влажности theta_0_10; M3 — по theta_0_10, FCOVER и их взаимодействию. Осадки и поливы не были признаками модели и использовались только в sensitivity-анализе.</w:t>
       </w:r>
     </w:p>
     <w:p>
@@ -176,17 +195,19 @@
       </w:pPr>
       <w:r>
         <w:rPr>
-          <w:rFonts w:ascii="Times New Roman" w:hAnsi="Times New Roman" w:cs="Times New Roman"/>
+          <w:rFonts w:ascii="Times New Roman" w:hAnsi="Times New Roman"/>
           <w:b/>
+          <w:sz w:val="24"/>
         </w:rPr>
-        <w:t xml:space="preserve">Материалы и методы. </w:t>
+        <w:t xml:space="preserve">Проверка растительного блока. </w:t>
       </w:r>
       <w:r>
         <w:rPr>
-          <w:rFonts w:ascii="Times New Roman" w:hAnsi="Times New Roman" w:cs="Times New Roman"/>
+          <w:rFonts w:ascii="Times New Roman" w:hAnsi="Times New Roman"/>
           <w:b w:val="0"/>
+          <w:sz w:val="24"/>
         </w:rPr>
-        <w:t>В анализ включены поля SP за период с апреля по август 2026 года. Используются их границы, безоблачные снимки Sentinel-2, Sentinel-1 RTC, суточные ряды КОРНИКС и метеоданные. Снимки Sentinel-2 отбираются при глобальной облачности не выше 10%, а сцены с облачностью внутри поля более 20% исключаются. Индексы и FCOVER усредняются по валидным пикселям каждого поля.</w:t>
+        <w:t>Ожидаемый FCOVER КОРНИКС сопоставлялся с FCOVER Sentinel-2 в одинаковые даты. Для 419 совпадений на 36 полях медианный R² составил 0,890; на 21 поле R² не ниже 0,70. Общий лаг равен −12 суток: на графике КОРНИКС сдвигают вправо на 12 суток; бутстрепный интервал — от −16 до −9 суток. Сдвиг не используется в M1—M3.</w:t>
       </w:r>
     </w:p>
     <w:p>
@@ -197,10 +218,19 @@
       </w:pPr>
       <w:r>
         <w:rPr>
-          <w:rFonts w:ascii="Times New Roman" w:hAnsi="Times New Roman" w:cs="Times New Roman"/>
+          <w:rFonts w:ascii="Times New Roman" w:hAnsi="Times New Roman"/>
+          <w:b/>
+          <w:sz w:val="24"/>
+        </w:rPr>
+        <w:t xml:space="preserve">Результаты. </w:t>
+      </w:r>
+      <w:r>
+        <w:rPr>
+          <w:rFonts w:ascii="Times New Roman" w:hAnsi="Times New Roman"/>
           <w:b w:val="0"/>
+          <w:sz w:val="24"/>
         </w:rPr>
-        <w:t>Для каждого Sentinel-1 RTC-снимка сохраняются поляризации VV и VH. Зональное среднее вычисляется в dB как 10·log10 от среднего линейного обратного рассеяния. В QGIS ряд VV показан как относительный индикатор влажности на общей сезонной шкале: без калибровки наземными измерениями он не выражает влажность в процентах. Ряды Sentinel-2 и Sentinel-1 объединяются с КОРНИКС по нормализованному идентификатору поля и точной дате [3].</w:t>
+        <w:t>M1 дала R²_out=0,060, RMSE=2,684 дБ; M2 — 0,113 и 2,608 дБ. Наилучшей оказалась M3: R²_out=0,137, RMSE=2,572 дБ, MAE=1,777 дБ. Медианный прирост R²_out M3 относительно M1 равен 0,078 (95%-й интервал 0,035…0,128), относительно M2 — 0,024 (0,009…0,042). Оба интервала не включают ноль.</w:t>
       </w:r>
     </w:p>
     <w:p>
@@ -211,17 +241,19 @@
       </w:pPr>
       <w:r>
         <w:rPr>
-          <w:rFonts w:ascii="Times New Roman" w:hAnsi="Times New Roman" w:cs="Times New Roman"/>
+          <w:rFonts w:ascii="Times New Roman" w:hAnsi="Times New Roman"/>
           <w:b/>
+          <w:sz w:val="24"/>
         </w:rPr>
-        <w:t xml:space="preserve">Результаты и обсуждение. </w:t>
+        <w:t xml:space="preserve">Проверки устойчивости. </w:t>
       </w:r>
       <w:r>
         <w:rPr>
-          <w:rFonts w:ascii="Times New Roman" w:hAnsi="Times New Roman" w:cs="Times New Roman"/>
+          <w:rFonts w:ascii="Times New Roman" w:hAnsi="Times New Roman"/>
           <w:b w:val="0"/>
+          <w:sz w:val="24"/>
         </w:rPr>
-        <w:t>Для 37 полей собраны временные ряды спутниковых индексов, FCOVER, VV/VH и суточных показателей КОРНИКС. В QGIS для выбранного поля синхронно показаны сезонные кривые Sentinel-2, модельные покрытие, Ks, влага 0–10 см и ET/PET, а также радиолокационный индикатор. Такое представление позволяет сопоставлять динамику, не выдавая модельные ряды за независимые наземные измерения.</w:t>
+        <w:t>Для VH M3 достигла R²_out=0,267 против 0,207 у M2, но интервал разности включил ноль. Вариант 90 см дал те же показатели, что и 65 см: ряды поставки идентичны. На 21 поле с хорошим FCOVER преимущество M3 сохранилось (R²_out=0,146). После исключения дат с осадками или поливом результат снизился до 0,028.</w:t>
       </w:r>
     </w:p>
     <w:p>
@@ -232,10 +264,19 @@
       </w:pPr>
       <w:r>
         <w:rPr>
-          <w:rFonts w:ascii="Times New Roman" w:hAnsi="Times New Roman" w:cs="Times New Roman"/>
+          <w:rFonts w:ascii="Times New Roman" w:hAnsi="Times New Roman"/>
+          <w:b/>
+          <w:sz w:val="24"/>
+        </w:rPr>
+        <w:t xml:space="preserve">Обсуждение. </w:t>
+      </w:r>
+      <w:r>
+        <w:rPr>
+          <w:rFonts w:ascii="Times New Roman" w:hAnsi="Times New Roman"/>
           <w:b w:val="0"/>
+          <w:sz w:val="24"/>
         </w:rPr>
-        <w:t>Точное объединение Sentinel-2 с методом КОРНИКС ivanov_n4l_meteo_soil сформировало 433 пары «поле–дата». FCOVER сопоставляется с ожидаемым покрытием по каждому полю, а связь Sentinel-1 с модельной влагой оценивается с учётом осадков и полива за 3 и 7 суток. Это пилотная проверка согласованности источников, а не калибровка по наземной влаге.</w:t>
+        <w:t>Гипотеза подтверждается в пределах изученной выборки: покров необходимо учитывать при сопоставлении Sentinel-1 с расчетной влагой. Однако R²_out=0,137 недостаточен для трактовки Sentinel-1 как прямого измерителя влажности. Физическая точность не установлена без независимых наземных измерений.</w:t>
       </w:r>
     </w:p>
     <w:p>
@@ -246,29 +287,30 @@
       </w:pPr>
       <w:r>
         <w:rPr>
-          <w:rFonts w:ascii="Times New Roman" w:hAnsi="Times New Roman" w:cs="Times New Roman"/>
+          <w:rFonts w:ascii="Times New Roman" w:hAnsi="Times New Roman"/>
           <w:b/>
+          <w:sz w:val="24"/>
         </w:rPr>
         <w:t xml:space="preserve">Заключение. </w:t>
       </w:r>
       <w:r>
         <w:rPr>
-          <w:rFonts w:ascii="Times New Roman" w:hAnsi="Times New Roman" w:cs="Times New Roman"/>
+          <w:rFonts w:ascii="Times New Roman" w:hAnsi="Times New Roman"/>
           <w:b w:val="0"/>
+          <w:sz w:val="24"/>
         </w:rPr>
-        <w:t>Система на базе QGIS обеспечивает воспроизводимую обработку спутниковых данных и модельных рядов по отдельным полям и их наглядное сопоставление. Sentinel-1 в нынешней реализации остаётся относительным proxy, а не измерением влажности в процентах. Следующий шаг — подключить реальные наземные измерения для калибровки и независимой проверки оценок.</w:t>
+        <w:t>Схема Sentinel-2 → Sentinel-1 отделяет проверку растительного блока от проверки оператора верхнего слоя. Для 36 полей модель с влажностью, FCOVER и взаимодействием превзошла упрощенные варианты. Следующий этап — синхронные наземные измерения влажности и покрытия.</w:t>
       </w:r>
     </w:p>
     <w:p>
       <w:pPr>
         <w:spacing w:line="360" w:lineRule="auto" w:before="120" w:after="0"/>
-        <w:jc w:val="left"/>
+        <w:jc w:val="both"/>
       </w:pPr>
       <w:r>
         <w:rPr>
           <w:rFonts w:ascii="Times New Roman" w:hAnsi="Times New Roman"/>
           <w:b/>
-          <w:i w:val="0"/>
           <w:sz w:val="24"/>
         </w:rPr>
         <w:t>Список источников</w:t>
@@ -284,7 +326,6 @@
         <w:rPr>
           <w:rFonts w:ascii="Times New Roman" w:hAnsi="Times New Roman"/>
           <w:b w:val="0"/>
-          <w:i w:val="0"/>
           <w:sz w:val="24"/>
         </w:rPr>
         <w:t>1. Drusch M., Del Bello U., Carlier S. et al. Sentinel-2: ESA’s Optical High-Resolution Mission for GMES Operational Services. Remote Sensing of Environment. 2012. Vol. 120. P. 25–36.</w:t>
@@ -300,7 +341,6 @@
         <w:rPr>
           <w:rFonts w:ascii="Times New Roman" w:hAnsi="Times New Roman"/>
           <w:b w:val="0"/>
-          <w:i w:val="0"/>
           <w:sz w:val="24"/>
         </w:rPr>
         <w:t>2. Copernicus Global Land Service. FCOVER: Fraction of Green Vegetation Cover. Product User Manual. European Union, 2024.</w:t>
@@ -316,10 +356,9 @@
         <w:rPr>
           <w:rFonts w:ascii="Times New Roman" w:hAnsi="Times New Roman"/>
           <w:b w:val="0"/>
-          <w:i w:val="0"/>
           <w:sz w:val="24"/>
         </w:rPr>
-        <w:t>3. Bauer-Marschallinger B. et al. Toward Global Soil Moisture Monitoring with Sentinel-1. IEEE Transactions on Geoscience and Remote Sensing. 2019. Vol. 57, no. 1. P. 520-539.</w:t>
+        <w:t>3. Bauer-Marschallinger B. et al. Toward Global Soil Moisture Monitoring with Sentinel-1. IEEE Transactions on Geoscience and Remote Sensing. 2019. Vol. 57, no. 1. P. 520–539.</w:t>
       </w:r>
     </w:p>
     <w:sectPr>

--- a/output/docx/Тезисы_оценка_влажности_почвы_по_ДЗЗ_и_модели.docx
+++ b/output/docx/Тезисы_оценка_влажности_почвы_по_ДЗЗ_и_модели.docx
@@ -23,9 +23,8 @@
       </w:pPr>
       <w:r>
         <w:rPr>
-          <w:rFonts w:ascii="Times New Roman" w:hAnsi="Times New Roman"/>
+          <w:rFonts w:ascii="Times New Roman" w:hAnsi="Times New Roman" w:cs="Times New Roman"/>
           <w:b/>
-          <w:sz w:val="24"/>
         </w:rPr>
         <w:t>МЕЖПОЛЕВАЯ ПРОВЕРКА РАСЧЕТНОЙ ВЛАЖНОСТИ ПОЧВЫ КОРНИКС ПО ДАННЫМ SENTINEL-1 И SENTINEL-2</w:t>
       </w:r>
@@ -37,9 +36,8 @@
       </w:pPr>
       <w:r>
         <w:rPr>
-          <w:rFonts w:ascii="Times New Roman" w:hAnsi="Times New Roman"/>
+          <w:rFonts w:ascii="Times New Roman" w:hAnsi="Times New Roman" w:cs="Times New Roman"/>
           <w:b/>
-          <w:sz w:val="24"/>
         </w:rPr>
         <w:t>[Фамилия Имя Отчество автора]</w:t>
       </w:r>
@@ -80,19 +78,17 @@
       </w:pPr>
       <w:r>
         <w:rPr>
-          <w:rFonts w:ascii="Times New Roman" w:hAnsi="Times New Roman"/>
+          <w:rFonts w:ascii="Times New Roman" w:hAnsi="Times New Roman" w:cs="Times New Roman"/>
           <w:b/>
-          <w:sz w:val="24"/>
         </w:rPr>
-        <w:t xml:space="preserve">Аннотация. </w:t>
+        <w:t>Аннотация.</w:t>
       </w:r>
       <w:r>
         <w:rPr>
-          <w:rFonts w:ascii="Times New Roman" w:hAnsi="Times New Roman"/>
+          <w:rFonts w:ascii="Times New Roman" w:hAnsi="Times New Roman" w:cs="Times New Roman"/>
           <w:b w:val="0"/>
-          <w:sz w:val="24"/>
         </w:rPr>
-        <w:t>Проверяется гипотеза о том, что учет растительного покрова повышает переносимость связи между расчетной влажностью КОРНИКС и сигналом Sentinel-1 на новые поля. На 36 полях применена шестикратная межполевая проверка. Модель влажность 0–10 см + FCOVER + взаимодействие дала R²_out=0,137 для VV, превысив упрощенные модели. Это проверка согласованности источников, а не калибровка абсолютной влажности.</w:t>
+        <w:t xml:space="preserve"> Проверяется переносимость связи между расчётной влажностью почвы КОРНИКС и радиолокационным откликом Sentinel-1 после независимой проверки растительного блока по Sentinel-2. На 36 полях выполнена шестикратная межполевая проверка. Модель «влажность 0–10 см + FCOVER + взаимодействие» дала R²out=0,137 для VV и превысила упрощённые модели. Результат подтверждает согласованность динамики источников, но не является калибровкой абсолютной влажности.</w:t>
       </w:r>
     </w:p>
     <w:p>
@@ -103,19 +99,17 @@
       </w:pPr>
       <w:r>
         <w:rPr>
-          <w:rFonts w:ascii="Times New Roman" w:hAnsi="Times New Roman"/>
+          <w:rFonts w:ascii="Times New Roman" w:hAnsi="Times New Roman" w:cs="Times New Roman"/>
           <w:b/>
-          <w:sz w:val="24"/>
         </w:rPr>
-        <w:t xml:space="preserve">Ключевые слова: </w:t>
+        <w:t>Ключевые слова:</w:t>
       </w:r>
       <w:r>
         <w:rPr>
-          <w:rFonts w:ascii="Times New Roman" w:hAnsi="Times New Roman"/>
+          <w:rFonts w:ascii="Times New Roman" w:hAnsi="Times New Roman" w:cs="Times New Roman"/>
           <w:b w:val="0"/>
-          <w:sz w:val="24"/>
         </w:rPr>
-        <w:t>влажность почвы, дистанционное зондирование Земли, Sentinel-1, Sentinel-2, FCOVER, КОРНИКС, межполевая проверка.</w:t>
+        <w:t xml:space="preserve"> влажность почвы, дистанционное зондирование Земли, Sentinel-1, Sentinel-2, FCOVER, КОРНИКС, межполевая проверка.</w:t>
       </w:r>
     </w:p>
     <w:p>
@@ -126,19 +120,17 @@
       </w:pPr>
       <w:r>
         <w:rPr>
-          <w:rFonts w:ascii="Times New Roman" w:hAnsi="Times New Roman"/>
+          <w:rFonts w:ascii="Times New Roman" w:hAnsi="Times New Roman" w:cs="Times New Roman"/>
           <w:b/>
-          <w:sz w:val="24"/>
         </w:rPr>
-        <w:t xml:space="preserve">Введение. </w:t>
+        <w:t>Введение.</w:t>
       </w:r>
       <w:r>
         <w:rPr>
-          <w:rFonts w:ascii="Times New Roman" w:hAnsi="Times New Roman"/>
+          <w:rFonts w:ascii="Times New Roman" w:hAnsi="Times New Roman" w:cs="Times New Roman"/>
           <w:b w:val="0"/>
-          <w:sz w:val="24"/>
         </w:rPr>
-        <w:t>Сигнал Sentinel-1 чувствителен к влажности поверхности, но зависит также от растительности и шероховатости почвы [3]. Поэтому сопоставление VV или VH только с расчетной влажностью КОРНИКС не отделяет влияние покрова от влияния влаги. Проверяется гипотеза: FCOVER повысит переносимость оператора «расчетное состояние поля — Sentinel-1» между полями.</w:t>
+        <w:t xml:space="preserve"> Sentinel-1 чувствителен к состоянию приповерхностного слоя, но его сигнал зависит также от растительности и шероховатости [3]. Поэтому прямое сопоставление VV или VH с расчётной влажностью смешивает влияние воды и покрова. Проверяется гипотеза: независимая проверка FCOVER по Sentinel-2 и его учёт повышают переносимость связи между расчётной влажностью КОРНИКС и Sentinel-1 на невиданные поля.</w:t>
       </w:r>
     </w:p>
     <w:p>
@@ -149,19 +141,17 @@
       </w:pPr>
       <w:r>
         <w:rPr>
-          <w:rFonts w:ascii="Times New Roman" w:hAnsi="Times New Roman"/>
+          <w:rFonts w:ascii="Times New Roman" w:hAnsi="Times New Roman" w:cs="Times New Roman"/>
           <w:b/>
-          <w:sz w:val="24"/>
         </w:rPr>
-        <w:t xml:space="preserve">Материалы и дизайн эксперимента. </w:t>
+        <w:t>Материалы и дизайн эксперимента.</w:t>
       </w:r>
       <w:r>
         <w:rPr>
-          <w:rFonts w:ascii="Times New Roman" w:hAnsi="Times New Roman"/>
+          <w:rFonts w:ascii="Times New Roman" w:hAnsi="Times New Roman" w:cs="Times New Roman"/>
           <w:b w:val="0"/>
-          <w:sz w:val="24"/>
         </w:rPr>
-        <w:t>Использована поставка КОРНИКС v006 за апрель—август 2026 года, Sentinel-1 RTC и безоблачные Sentinel-2. FCOVER рассчитывался SNAP-совместимой биофизической схемой [1, 2]. SP 7.3 исключено из анализа. Основной набор содержит 36 полей и 2 118 совпадений «поле—дата Sentinel-1». Поля разделены на шесть фолдов по шесть полей; метрики считались только на полях, не использованных при обучении.</w:t>
+        <w:t xml:space="preserve"> Использованы суточные ряды КОРНИКС v006 за апрель–август 2026 г., Sentinel-1 RTC и безоблачные Sentinel-2. FCOVER Sentinel-2 рассчитывался SNAP-совместимой биофизической схемой [1, 2]. Поле SP 7.3 исключено. Основной набор содержит 36 полей и 2 118 совпадений «поле–дата Sentinel-1». Шесть фолдов по шесть полей обеспечили расчёт метрик только на невиданных полях.</w:t>
       </w:r>
     </w:p>
     <w:p>
@@ -172,19 +162,17 @@
       </w:pPr>
       <w:r>
         <w:rPr>
-          <w:rFonts w:ascii="Times New Roman" w:hAnsi="Times New Roman"/>
+          <w:rFonts w:ascii="Times New Roman" w:hAnsi="Times New Roman" w:cs="Times New Roman"/>
           <w:b/>
-          <w:sz w:val="24"/>
         </w:rPr>
-        <w:t xml:space="preserve">Проверяемые модели. </w:t>
+        <w:t>Проверяемые модели.</w:t>
       </w:r>
       <w:r>
         <w:rPr>
-          <w:rFonts w:ascii="Times New Roman" w:hAnsi="Times New Roman"/>
+          <w:rFonts w:ascii="Times New Roman" w:hAnsi="Times New Roman" w:cs="Times New Roman"/>
           <w:b w:val="0"/>
-          <w:sz w:val="24"/>
         </w:rPr>
-        <w:t>Отклик — VV Sentinel-1 в дБ; основной вариант КОРНИКС — междурядье 65 см. Сравнивались Huber-регрессии: M1 — по FCOVER; M2 — по расчетной влажности theta_0_10; M3 — по theta_0_10, FCOVER и их взаимодействию. Осадки и поливы не были признаками модели и использовались только в sensitivity-анализе.</w:t>
+        <w:t xml:space="preserve"> Отклик — VV Sentinel-1 в дБ; основной вариант КОРНИКС — междурядье 65 см. Сравнивались робастные Huber-регрессии: M1 — только FCOVER; M2 — только расчётная влажность слоя 0–10 см; M3 — влажность, FCOVER и их взаимодействие. Осадки и поливы не были признаками модели: они использовались лишь для sensitivity-проверки после исключения дат с поступлением воды.</w:t>
       </w:r>
     </w:p>
     <w:p>
@@ -195,19 +183,17 @@
       </w:pPr>
       <w:r>
         <w:rPr>
-          <w:rFonts w:ascii="Times New Roman" w:hAnsi="Times New Roman"/>
+          <w:rFonts w:ascii="Times New Roman" w:hAnsi="Times New Roman" w:cs="Times New Roman"/>
           <w:b/>
-          <w:sz w:val="24"/>
         </w:rPr>
-        <w:t xml:space="preserve">Проверка растительного блока. </w:t>
+        <w:t>Проверка растительного блока.</w:t>
       </w:r>
       <w:r>
         <w:rPr>
-          <w:rFonts w:ascii="Times New Roman" w:hAnsi="Times New Roman"/>
+          <w:rFonts w:ascii="Times New Roman" w:hAnsi="Times New Roman" w:cs="Times New Roman"/>
           <w:b w:val="0"/>
-          <w:sz w:val="24"/>
         </w:rPr>
-        <w:t>Ожидаемый FCOVER КОРНИКС сопоставлялся с FCOVER Sentinel-2 в одинаковые даты. Для 419 совпадений на 36 полях медианный R² составил 0,890; на 21 поле R² не ниже 0,70. Общий лаг равен −12 суток: на графике КОРНИКС сдвигают вправо на 12 суток; бутстрепный интервал — от −16 до −9 суток. Сдвиг не используется в M1—M3.</w:t>
+        <w:t xml:space="preserve"> На 419 точных совпадениях без лага общая корреляция FCOVER составила r=0,763 (R²=0,583), а медианная внутриполевая — 0,944. Три ряда покрытия КОРНИКС для 90 см полностью идентичны и не являются независимными альтернативами. Наилучшее совмещение кривых даёт сдвиг КОРНИКС вправо на 12 суток; bootstrap-интервал — 9–16 суток. Сдвиг применялся только в графической диагностике, не в M1–M3.</w:t>
       </w:r>
     </w:p>
     <w:p>
@@ -218,19 +204,17 @@
       </w:pPr>
       <w:r>
         <w:rPr>
-          <w:rFonts w:ascii="Times New Roman" w:hAnsi="Times New Roman"/>
+          <w:rFonts w:ascii="Times New Roman" w:hAnsi="Times New Roman" w:cs="Times New Roman"/>
           <w:b/>
-          <w:sz w:val="24"/>
         </w:rPr>
-        <w:t xml:space="preserve">Результаты. </w:t>
+        <w:t>Результаты.</w:t>
       </w:r>
       <w:r>
         <w:rPr>
-          <w:rFonts w:ascii="Times New Roman" w:hAnsi="Times New Roman"/>
+          <w:rFonts w:ascii="Times New Roman" w:hAnsi="Times New Roman" w:cs="Times New Roman"/>
           <w:b w:val="0"/>
-          <w:sz w:val="24"/>
         </w:rPr>
-        <w:t>M1 дала R²_out=0,060, RMSE=2,684 дБ; M2 — 0,113 и 2,608 дБ. Наилучшей оказалась M3: R²_out=0,137, RMSE=2,572 дБ, MAE=1,777 дБ. Медианный прирост R²_out M3 относительно M1 равен 0,078 (95%-й интервал 0,035…0,128), относительно M2 — 0,024 (0,009…0,042). Оба интервала не включают ноль.</w:t>
+        <w:t xml:space="preserve"> Для VV M1 дала R²out=0,060 и RMSE=2,684 дБ, M2 — 0,113 и 2,608 дБ. Наилучшей оказалась M3: R²out=0,137, RMSE=2,572 дБ, MAE=1,777 дБ. Bootstrap по полям подтвердил преимущество M3: прирост R²out относительно M1 равен 0,078 (95%-й интервал 0,035…0,128), относительно M2 — 0,024 (0,009…0,042). Оба интервала не включают ноль.</w:t>
       </w:r>
     </w:p>
     <w:p>
@@ -241,19 +225,17 @@
       </w:pPr>
       <w:r>
         <w:rPr>
-          <w:rFonts w:ascii="Times New Roman" w:hAnsi="Times New Roman"/>
+          <w:rFonts w:ascii="Times New Roman" w:hAnsi="Times New Roman" w:cs="Times New Roman"/>
           <w:b/>
-          <w:sz w:val="24"/>
         </w:rPr>
-        <w:t xml:space="preserve">Проверки устойчивости. </w:t>
+        <w:t>Проверки устойчивости.</w:t>
       </w:r>
       <w:r>
         <w:rPr>
-          <w:rFonts w:ascii="Times New Roman" w:hAnsi="Times New Roman"/>
+          <w:rFonts w:ascii="Times New Roman" w:hAnsi="Times New Roman" w:cs="Times New Roman"/>
           <w:b w:val="0"/>
-          <w:sz w:val="24"/>
         </w:rPr>
-        <w:t>Для VH M3 достигла R²_out=0,267 против 0,207 у M2, но интервал разности включил ноль. Вариант 90 см дал те же показатели, что и 65 см: ряды поставки идентичны. На 21 поле с хорошим FCOVER преимущество M3 сохранилось (R²_out=0,146). После исключения дат с осадками или поливом результат снизился до 0,028.</w:t>
+        <w:t xml:space="preserve"> Для VH M3 достигла R²out=0,267 против 0,207 у M2, но интервал разности M3–M2 включил ноль. На 21 поле с FCOVER R² не ниже 0,70 преимущество VV-модели M3 сохранилось (R²out=0,146). Вариант 90 см дал те же результаты, что и 65 см, поскольку входные ряды идентичны. После исключения дат с осадками или поливом VV-M3 снизилась до R²out=0,028: оставшаяся подвыборка менее информативна, но вода не была предиктором модели.</w:t>
       </w:r>
     </w:p>
     <w:p>
@@ -264,19 +246,17 @@
       </w:pPr>
       <w:r>
         <w:rPr>
-          <w:rFonts w:ascii="Times New Roman" w:hAnsi="Times New Roman"/>
+          <w:rFonts w:ascii="Times New Roman" w:hAnsi="Times New Roman" w:cs="Times New Roman"/>
           <w:b/>
-          <w:sz w:val="24"/>
         </w:rPr>
-        <w:t xml:space="preserve">Обсуждение. </w:t>
+        <w:t>Обсуждение.</w:t>
       </w:r>
       <w:r>
         <w:rPr>
-          <w:rFonts w:ascii="Times New Roman" w:hAnsi="Times New Roman"/>
+          <w:rFonts w:ascii="Times New Roman" w:hAnsi="Times New Roman" w:cs="Times New Roman"/>
           <w:b w:val="0"/>
-          <w:sz w:val="24"/>
         </w:rPr>
-        <w:t>Гипотеза подтверждается в пределах изученной выборки: покров необходимо учитывать при сопоставлении Sentinel-1 с расчетной влагой. Однако R²_out=0,137 недостаточен для трактовки Sentinel-1 как прямого измерителя влажности. Физическая точность не установлена без независимых наземных измерений.</w:t>
+        <w:t xml:space="preserve"> Рабочая гипотеза подтверждена: растительный покров следует учитывать при сопоставлении Sentinel-1 с расчётной влагой. Межполевая проверка исключает объяснение результата подгонкой одного ряда. Однако даже VH с R²out=0,267 не позволяет считать Sentinel-1 прямым измерителем объёмной влажности. Без синхронных наземных измерений нельзя валидировать абсолютную влагу 0–10 см и глубокие слои.</w:t>
       </w:r>
     </w:p>
     <w:p>
@@ -287,19 +267,17 @@
       </w:pPr>
       <w:r>
         <w:rPr>
-          <w:rFonts w:ascii="Times New Roman" w:hAnsi="Times New Roman"/>
+          <w:rFonts w:ascii="Times New Roman" w:hAnsi="Times New Roman" w:cs="Times New Roman"/>
           <w:b/>
-          <w:sz w:val="24"/>
         </w:rPr>
-        <w:t xml:space="preserve">Заключение. </w:t>
+        <w:t>Заключение.</w:t>
       </w:r>
       <w:r>
         <w:rPr>
-          <w:rFonts w:ascii="Times New Roman" w:hAnsi="Times New Roman"/>
+          <w:rFonts w:ascii="Times New Roman" w:hAnsi="Times New Roman" w:cs="Times New Roman"/>
           <w:b w:val="0"/>
-          <w:sz w:val="24"/>
         </w:rPr>
-        <w:t>Схема Sentinel-2 → Sentinel-1 отделяет проверку растительного блока от проверки оператора верхнего слоя. Для 36 полей модель с влажностью, FCOVER и взаимодействием превзошла упрощенные варианты. Следующий этап — синхронные наземные измерения влажности и покрытия.</w:t>
+        <w:t xml:space="preserve"> Последовательная схема Sentinel-2 → фиксированный растительный блок → Sentinel-1 позволила разделить проверку покрытия и проверку приповерхностного водного состояния. Для 36 полей интерпретируемая модель M3 устойчиво превзошла модели только по FCOVER и только по влаге для VV. Следующий этап исследования — синхронные полевые измерения влажности и покрытия, а затем оценка того, насколько поверхностные спутниковые ограничения уменьшают неопределённость расчётного профиля до глубины 1 м.</w:t>
       </w:r>
     </w:p>
     <w:p>

--- a/output/docx/Тезисы_оценка_влажности_почвы_по_ДЗЗ_и_модели.docx
+++ b/output/docx/Тезисы_оценка_влажности_почвы_по_ДЗЗ_и_модели.docx
@@ -86,9 +86,8 @@
       <w:r>
         <w:rPr>
           <w:rFonts w:ascii="Times New Roman" w:hAnsi="Times New Roman" w:cs="Times New Roman"/>
-          <w:b w:val="0"/>
         </w:rPr>
-        <w:t xml:space="preserve"> Проверяется переносимость связи между расчётной влажностью почвы КОРНИКС и радиолокационным откликом Sentinel-1 после независимой проверки растительного блока по Sentinel-2. На 36 полях выполнена шестикратная межполевая проверка. Модель «влажность 0–10 см + FCOVER + взаимодействие» дала R²out=0,137 для VV и превысила упрощённые модели. Результат подтверждает согласованность динамики источников, но не является калибровкой абсолютной влажности.</w:t>
+        <w:t xml:space="preserve"> На 36 полях оценена переносимость связи между расчётной влажностью почвы КОРНИКС и радиолокационным откликом Sentinel-1 после независимой проверки растительного блока по Sentinel-2. Шестикратная межполевая проверка показала, что модель «влажность 0–10 см + FCOVER + взаимодействие» даёт для VV R²out=0,137 и превосходит упрощённые варианты. Результат подтверждает согласованность динамики источников, но не калибрует абсолютную влажность.</w:t>
       </w:r>
     </w:p>
     <w:p>
@@ -128,9 +127,8 @@
       <w:r>
         <w:rPr>
           <w:rFonts w:ascii="Times New Roman" w:hAnsi="Times New Roman" w:cs="Times New Roman"/>
-          <w:b w:val="0"/>
         </w:rPr>
-        <w:t xml:space="preserve"> Sentinel-1 чувствителен к состоянию приповерхностного слоя, но его сигнал зависит также от растительности и шероховатости [3]. Поэтому прямое сопоставление VV или VH с расчётной влажностью смешивает влияние воды и покрова. Проверяется гипотеза: независимая проверка FCOVER по Sentinel-2 и его учёт повышают переносимость связи между расчётной влажностью КОРНИКС и Sentinel-1 на невиданные поля.</w:t>
+        <w:t xml:space="preserve"> Sentinel-1 чувствителен к состоянию приповерхностного слоя, но его сигнал зависит также от растительности и шероховатости [3]. Поэтому прямое сопоставление VV или VH с расчётной влажностью смешивает их влияние. Проверяется гипотеза: если сезонную динамику FCOVER сначала независимо проверить по Sentinel-2, её учёт повысит переносимость связи между расчётной влажностью КОРНИКС и Sentinel-1 на невиданные поля.</w:t>
       </w:r>
     </w:p>
     <w:p>
@@ -149,9 +147,8 @@
       <w:r>
         <w:rPr>
           <w:rFonts w:ascii="Times New Roman" w:hAnsi="Times New Roman" w:cs="Times New Roman"/>
-          <w:b w:val="0"/>
         </w:rPr>
-        <w:t xml:space="preserve"> Использованы суточные ряды КОРНИКС v006 за апрель–август 2026 г., Sentinel-1 RTC и безоблачные Sentinel-2. FCOVER Sentinel-2 рассчитывался SNAP-совместимой биофизической схемой [1, 2]. Поле SP 7.3 исключено. Основной набор содержит 36 полей и 2 118 совпадений «поле–дата Sentinel-1». Шесть фолдов по шесть полей обеспечили расчёт метрик только на невиданных полях.</w:t>
+        <w:t xml:space="preserve"> Использованы суточные ряды КОРНИКС v006 за апрель–август 2026 г., Sentinel-1 RTC и безоблачные Sentinel-2. FCOVER Sentinel-2 рассчитывался SNAP-совместимой биофизической схемой [1, 2]. Поле SP 7.3 исключено. Основной набор содержит 36 полей и 2 118 совпадений «поле–дата Sentinel-1». Поля разделены на шесть фолдов по шесть; метрики рассчитаны только по невиданным полям.</w:t>
       </w:r>
     </w:p>
     <w:p>
@@ -170,9 +167,8 @@
       <w:r>
         <w:rPr>
           <w:rFonts w:ascii="Times New Roman" w:hAnsi="Times New Roman" w:cs="Times New Roman"/>
-          <w:b w:val="0"/>
         </w:rPr>
-        <w:t xml:space="preserve"> Отклик — VV Sentinel-1 в дБ; основной вариант КОРНИКС — междурядье 65 см. Сравнивались робастные Huber-регрессии: M1 — только FCOVER; M2 — только расчётная влажность слоя 0–10 см; M3 — влажность, FCOVER и их взаимодействие. Осадки и поливы не были признаками модели: они использовались лишь для sensitivity-проверки после исключения дат с поступлением воды.</w:t>
+        <w:t xml:space="preserve"> Отклик — VV Sentinel-1 в дБ; основной вариант КОРНИКС — междурядье 65 см. Сравнивались робастные Huber-регрессии: M1 — только FCOVER; M2 — только расчётная влажность слоя 0–10 см; M3 — влажность, FCOVER и их взаимодействие. Осадки и поливы в регрессию не вводились: они использовались только в проверке устойчивости после исключения дат с поступлением воды.</w:t>
       </w:r>
     </w:p>
     <w:p>
@@ -191,9 +187,8 @@
       <w:r>
         <w:rPr>
           <w:rFonts w:ascii="Times New Roman" w:hAnsi="Times New Roman" w:cs="Times New Roman"/>
-          <w:b w:val="0"/>
         </w:rPr>
-        <w:t xml:space="preserve"> На 419 точных совпадениях без лага общая корреляция FCOVER составила r=0,763 (R²=0,583), а медианная внутриполевая — 0,944. Три ряда покрытия КОРНИКС для 90 см полностью идентичны и не являются независимными альтернативами. Наилучшее совмещение кривых даёт сдвиг КОРНИКС вправо на 12 суток; bootstrap-интервал — 9–16 суток. Сдвиг применялся только в графической диагностике, не в M1–M3.</w:t>
+        <w:t xml:space="preserve"> На 419 точных совпадениях без лага корреляция FCOVER по всем полям составила r=0,763 (R²=0,583), а медианная внутриполевая — 0,944. Три ряда покрытия КОРНИКС для 90 см полностью идентичны и не дают независимых альтернатив. Лучшее совмещение сезонных кривых достигается при сдвиге КОРНИКС вправо на 12 суток; bootstrap-интервал — 9–16 суток. Этот сдвиг применялся только в графической диагностике, не в M1–M3.</w:t>
       </w:r>
     </w:p>
     <w:p>
@@ -212,9 +207,8 @@
       <w:r>
         <w:rPr>
           <w:rFonts w:ascii="Times New Roman" w:hAnsi="Times New Roman" w:cs="Times New Roman"/>
-          <w:b w:val="0"/>
         </w:rPr>
-        <w:t xml:space="preserve"> Для VV M1 дала R²out=0,060 и RMSE=2,684 дБ, M2 — 0,113 и 2,608 дБ. Наилучшей оказалась M3: R²out=0,137, RMSE=2,572 дБ, MAE=1,777 дБ. Bootstrap по полям подтвердил преимущество M3: прирост R²out относительно M1 равен 0,078 (95%-й интервал 0,035…0,128), относительно M2 — 0,024 (0,009…0,042). Оба интервала не включают ноль.</w:t>
+        <w:t xml:space="preserve"> Для VV M1 дала R²out=0,060 и RMSE=2,684 дБ, M2 — 0,113 и 2,608 дБ. У M3 получены R²out=0,137, RMSE=2,572 дБ и MAE=1,777 дБ. Bootstrap по полям подтвердил её преимущество: прирост R²out относительно M1 равен 0,078 (95%-й интервал 0,035…0,128), относительно M2 — 0,024 (0,009…0,042). Оба интервала не включают ноль.</w:t>
       </w:r>
     </w:p>
     <w:p>
@@ -233,9 +227,8 @@
       <w:r>
         <w:rPr>
           <w:rFonts w:ascii="Times New Roman" w:hAnsi="Times New Roman" w:cs="Times New Roman"/>
-          <w:b w:val="0"/>
         </w:rPr>
-        <w:t xml:space="preserve"> Для VH M3 достигла R²out=0,267 против 0,207 у M2, но интервал разности M3–M2 включил ноль. На 21 поле с FCOVER R² не ниже 0,70 преимущество VV-модели M3 сохранилось (R²out=0,146). Вариант 90 см дал те же результаты, что и 65 см, поскольку входные ряды идентичны. После исключения дат с осадками или поливом VV-M3 снизилась до R²out=0,028: оставшаяся подвыборка менее информативна, но вода не была предиктором модели.</w:t>
+        <w:t xml:space="preserve"> Для VH M3 достигла R²out=0,267 против 0,207 у M2, но интервал разности M3–M2 включил ноль. На 21 поле с FCOVER R² не ниже 0,70 преимущество VV-модели M3 сохранилось (R²out=0,146). Варианты междурядья 65 и 90 см дали одинаковые результаты, поскольку их входные ряды совпадают. После исключения дат с осадками или поливом VV-M3 снизилась до R²out=0,028; это характеризует оставшуюся подвыборку, а не вклад воды как предиктора.</w:t>
       </w:r>
     </w:p>
     <w:p>
@@ -254,9 +247,8 @@
       <w:r>
         <w:rPr>
           <w:rFonts w:ascii="Times New Roman" w:hAnsi="Times New Roman" w:cs="Times New Roman"/>
-          <w:b w:val="0"/>
         </w:rPr>
-        <w:t xml:space="preserve"> Рабочая гипотеза подтверждена: растительный покров следует учитывать при сопоставлении Sentinel-1 с расчётной влагой. Межполевая проверка исключает объяснение результата подгонкой одного ряда. Однако даже VH с R²out=0,267 не позволяет считать Sentinel-1 прямым измерителем объёмной влажности. Без синхронных наземных измерений нельзя валидировать абсолютную влагу 0–10 см и глубокие слои.</w:t>
+        <w:t xml:space="preserve"> Рабочая гипотеза подтверждена: растительный покров следует учитывать при сопоставлении Sentinel-1 с расчётной влагой. Межполевая проверка показывает, что результат не сводится к подгонке одного временного ряда. Однако даже VH с R²out=0,267 не позволяет считать Sentinel-1 прямым измерителем объёмной влажности. Без синхронных наземных измерений нельзя валидировать абсолютную влагу 0–10 см и глубокие слои.</w:t>
       </w:r>
     </w:p>
     <w:p>
@@ -275,9 +267,8 @@
       <w:r>
         <w:rPr>
           <w:rFonts w:ascii="Times New Roman" w:hAnsi="Times New Roman" w:cs="Times New Roman"/>
-          <w:b w:val="0"/>
         </w:rPr>
-        <w:t xml:space="preserve"> Последовательная схема Sentinel-2 → фиксированный растительный блок → Sentinel-1 позволила разделить проверку покрытия и проверку приповерхностного водного состояния. Для 36 полей интерпретируемая модель M3 устойчиво превзошла модели только по FCOVER и только по влаге для VV. Следующий этап исследования — синхронные полевые измерения влажности и покрытия, а затем оценка того, насколько поверхностные спутниковые ограничения уменьшают неопределённость расчётного профиля до глубины 1 м.</w:t>
+        <w:t xml:space="preserve"> Последовательная схема Sentinel-2 → фиксированный растительный блок → Sentinel-1 разделила проверку покрытия и проверку приповерхностного водного состояния. Для 36 полей интерпретируемая модель M3 устойчиво превзошла модели только по FCOVER и только по влаге для VV. Прежде чем оценивать реконструкцию профиля до 1 м, нужны синхронные полевые измерения влажности и покрытия.</w:t>
       </w:r>
     </w:p>
     <w:p>

--- a/output/docx/Тезисы_оценка_влажности_почвы_по_ДЗЗ_и_модели.docx
+++ b/output/docx/Тезисы_оценка_влажности_почвы_по_ДЗЗ_и_модели.docx
@@ -87,7 +87,7 @@
         <w:rPr>
           <w:rFonts w:ascii="Times New Roman" w:hAnsi="Times New Roman" w:cs="Times New Roman"/>
         </w:rPr>
-        <w:t xml:space="preserve"> На 36 полях оценена переносимость связи между расчётной влажностью почвы КОРНИКС и радиолокационным откликом Sentinel-1 после независимой проверки растительного блока по Sentinel-2. Шестикратная межполевая проверка показала, что модель «влажность 0–10 см + FCOVER + взаимодействие» даёт для VV R²out=0,137 и превосходит упрощённые варианты. Результат подтверждает согласованность динамики источников, но не калибрует абсолютную влажность.</w:t>
+        <w:t xml:space="preserve"> Мы оценили на 36 полях, переносится ли связь между расчётной влажностью почвы КОРНИКС и радиолокационным откликом Sentinel-1 после независимой проверки растительного блока по Sentinel-2. В шестикратной межполевой проверке модель «влажность 0–10 см + FCOVER + взаимодействие» дала для VV R²out=0,137 и превзошла упрощённые варианты. Этот результат показывает согласованность динамики источников, но не калибрует абсолютную влажность.</w:t>
       </w:r>
     </w:p>
     <w:p>
@@ -128,7 +128,7 @@
         <w:rPr>
           <w:rFonts w:ascii="Times New Roman" w:hAnsi="Times New Roman" w:cs="Times New Roman"/>
         </w:rPr>
-        <w:t xml:space="preserve"> Sentinel-1 чувствителен к состоянию приповерхностного слоя, но его сигнал зависит также от растительности и шероховатости [3]. Поэтому прямое сопоставление VV или VH с расчётной влажностью смешивает их влияние. Проверяется гипотеза: если сезонную динамику FCOVER сначала независимо проверить по Sentinel-2, её учёт повысит переносимость связи между расчётной влажностью КОРНИКС и Sentinel-1 на невиданные поля.</w:t>
+        <w:t xml:space="preserve"> Sentinel-1 чувствителен к состоянию приповерхностного слоя, но его сигнал зависит также от растительности и шероховатости [3]. Поэтому прямое сопоставление VV или VH с расчётной влажностью смешивает их влияние. Мы поставили задачу сначала независимо проверить сезонную динамику FCOVER по Sentinel-2, а затем выяснить, улучшает ли его учёт связь между расчётной влажностью КОРНИКС и Sentinel-1 на невиданных полях.</w:t>
       </w:r>
     </w:p>
     <w:p>
@@ -148,7 +148,7 @@
         <w:rPr>
           <w:rFonts w:ascii="Times New Roman" w:hAnsi="Times New Roman" w:cs="Times New Roman"/>
         </w:rPr>
-        <w:t xml:space="preserve"> Использованы суточные ряды КОРНИКС v006 за апрель–август 2026 г., Sentinel-1 RTC и безоблачные Sentinel-2. FCOVER Sentinel-2 рассчитывался SNAP-совместимой биофизической схемой [1, 2]. Поле SP 7.3 исключено. Основной набор содержит 36 полей и 2 118 совпадений «поле–дата Sentinel-1». Поля разделены на шесть фолдов по шесть; метрики рассчитаны только по невиданным полям.</w:t>
+        <w:t xml:space="preserve"> Мы использовали суточные ряды КОРНИКС v006 за апрель–август 2026 г., Sentinel-1 RTC и безоблачные Sentinel-2. FCOVER Sentinel-2 рассчитан SNAP-совместимой биофизической схемой [1, 2]. Поле SP 7.3 исключено. Основной набор содержит 36 полей и 2 118 совпадений «поле–дата Sentinel-1». Мы разделили поля на шесть фолдов по шесть; метрики рассчитывали только по невиданным полям.</w:t>
       </w:r>
     </w:p>
     <w:p>
@@ -168,7 +168,7 @@
         <w:rPr>
           <w:rFonts w:ascii="Times New Roman" w:hAnsi="Times New Roman" w:cs="Times New Roman"/>
         </w:rPr>
-        <w:t xml:space="preserve"> Отклик — VV Sentinel-1 в дБ; основной вариант КОРНИКС — междурядье 65 см. Сравнивались робастные Huber-регрессии: M1 — только FCOVER; M2 — только расчётная влажность слоя 0–10 см; M3 — влажность, FCOVER и их взаимодействие. Осадки и поливы в регрессию не вводились: они использовались только в проверке устойчивости после исключения дат с поступлением воды.</w:t>
+        <w:t xml:space="preserve"> В качестве отклика мы взяли VV Sentinel-1 в дБ; основной вариант КОРНИКС — междурядье 65 см. Сравнили робастные Huber-регрессии: M1 — только FCOVER; M2 — только расчётная влажность слоя 0–10 см; M3 — влажность, FCOVER и их взаимодействие. Осадки и поливы в регрессию не вводили: использовали их только в проверке устойчивости после исключения дат с поступлением воды.</w:t>
       </w:r>
     </w:p>
     <w:p>
@@ -188,7 +188,7 @@
         <w:rPr>
           <w:rFonts w:ascii="Times New Roman" w:hAnsi="Times New Roman" w:cs="Times New Roman"/>
         </w:rPr>
-        <w:t xml:space="preserve"> На 419 точных совпадениях без лага корреляция FCOVER по всем полям составила r=0,763 (R²=0,583), а медианная внутриполевая — 0,944. Три ряда покрытия КОРНИКС для 90 см полностью идентичны и не дают независимых альтернатив. Лучшее совмещение сезонных кривых достигается при сдвиге КОРНИКС вправо на 12 суток; bootstrap-интервал — 9–16 суток. Этот сдвиг применялся только в графической диагностике, не в M1–M3.</w:t>
+        <w:t xml:space="preserve"> Сначала мы сопоставили FCOVER в 419 точных совпадениях без лага. Корреляция по всем полям составила r=0,763 (R²=0,583), медианная внутриполевая — 0,944. Три ряда покрытия КОРНИКС для 90 см полностью совпали и не дали независимых альтернатив. Лучшее совмещение сезонных кривых мы получили при сдвиге КОРНИКС вправо на 12 суток; bootstrap-интервал — 9–16 суток. Этот сдвиг использовали только в графической диагностике, не в M1–M3.</w:t>
       </w:r>
     </w:p>
     <w:p>
@@ -208,7 +208,7 @@
         <w:rPr>
           <w:rFonts w:ascii="Times New Roman" w:hAnsi="Times New Roman" w:cs="Times New Roman"/>
         </w:rPr>
-        <w:t xml:space="preserve"> Для VV M1 дала R²out=0,060 и RMSE=2,684 дБ, M2 — 0,113 и 2,608 дБ. У M3 получены R²out=0,137, RMSE=2,572 дБ и MAE=1,777 дБ. Bootstrap по полям подтвердил её преимущество: прирост R²out относительно M1 равен 0,078 (95%-й интервал 0,035…0,128), относительно M2 — 0,024 (0,009…0,042). Оба интервала не включают ноль.</w:t>
+        <w:t xml:space="preserve"> Для VV мы получили у M1 R²out=0,060 и RMSE=2,684 дБ, у M2 — 0,113 и 2,608 дБ. У M3 получены R²out=0,137, RMSE=2,572 дБ и MAE=1,777 дБ. Bootstrap по полям подтвердил преимущество M3: прирост R²out относительно M1 равен 0,078 (95%-й интервал 0,035…0,128), относительно M2 — 0,024 (0,009…0,042). Оба интервала не включают ноль.</w:t>
       </w:r>
     </w:p>
     <w:p>
@@ -228,7 +228,7 @@
         <w:rPr>
           <w:rFonts w:ascii="Times New Roman" w:hAnsi="Times New Roman" w:cs="Times New Roman"/>
         </w:rPr>
-        <w:t xml:space="preserve"> Для VH M3 достигла R²out=0,267 против 0,207 у M2, но интервал разности M3–M2 включил ноль. На 21 поле с FCOVER R² не ниже 0,70 преимущество VV-модели M3 сохранилось (R²out=0,146). Варианты междурядья 65 и 90 см дали одинаковые результаты, поскольку их входные ряды совпадают. После исключения дат с осадками или поливом VV-M3 снизилась до R²out=0,028; это характеризует оставшуюся подвыборку, а не вклад воды как предиктора.</w:t>
+        <w:t xml:space="preserve"> Дополнительно мы получили для VH R²out=0,267 у M3 против 0,207 у M2, но интервал разности M3–M2 включил ноль. На 21 поле с FCOVER R² не ниже 0,70 преимущество VV-модели M3 сохранилось (R²out=0,146). Варианты междурядья 65 и 90 см дали одинаковые результаты, поскольку их входные ряды совпадают. После исключения дат с осадками или поливом VV-M3 снизилась до R²out=0,028; это характеризует оставшуюся подвыборку, а не вклад воды как предиктора.</w:t>
       </w:r>
     </w:p>
     <w:p>
@@ -248,7 +248,7 @@
         <w:rPr>
           <w:rFonts w:ascii="Times New Roman" w:hAnsi="Times New Roman" w:cs="Times New Roman"/>
         </w:rPr>
-        <w:t xml:space="preserve"> Рабочая гипотеза подтверждена: растительный покров следует учитывать при сопоставлении Sentinel-1 с расчётной влагой. Межполевая проверка показывает, что результат не сводится к подгонке одного временного ряда. Однако даже VH с R²out=0,267 не позволяет считать Sentinel-1 прямым измерителем объёмной влажности. Без синхронных наземных измерений нельзя валидировать абсолютную влагу 0–10 см и глубокие слои.</w:t>
+        <w:t xml:space="preserve"> Мы считаем, что растительный покров необходимо учитывать при сопоставлении Sentinel-1 с расчётной влагой. Межполевая проверка показывает, что полученный эффект не сводится к подгонке одного временного ряда. Однако даже VH с R²out=0,267 не позволяет трактовать Sentinel-1 как прямой измеритель объёмной влажности. Без синхронных наземных измерений нельзя валидировать абсолютную влагу 0–10 см и глубокие слои.</w:t>
       </w:r>
     </w:p>
     <w:p>
@@ -268,7 +268,7 @@
         <w:rPr>
           <w:rFonts w:ascii="Times New Roman" w:hAnsi="Times New Roman" w:cs="Times New Roman"/>
         </w:rPr>
-        <w:t xml:space="preserve"> Последовательная схема Sentinel-2 → фиксированный растительный блок → Sentinel-1 разделила проверку покрытия и проверку приповерхностного водного состояния. Для 36 полей интерпретируемая модель M3 устойчиво превзошла модели только по FCOVER и только по влаге для VV. Прежде чем оценивать реконструкцию профиля до 1 м, нужны синхронные полевые измерения влажности и покрытия.</w:t>
+        <w:t xml:space="preserve"> Мы разделили проверку покрытия и проверку приповерхностного водного состояния последовательной схемой Sentinel-2 → фиксированный растительный блок → Sentinel-1. На 36 полях интерпретируемая модель M3 устойчиво превзошла модели только по FCOVER и только по влаге для VV. Прежде чем оценивать реконструкцию профиля до 1 м, мы должны получить синхронные полевые измерения влажности и покрытия.</w:t>
       </w:r>
     </w:p>
     <w:p>
